--- a/Ernesto_Camilo_Zuleta_CV.docx
+++ b/Ernesto_Camilo_Zuleta_CV.docx
@@ -22,7 +22,31 @@
           <w:szCs w:val="28"/>
           <w:lang w:val="es-CO"/>
         </w:rPr>
-        <w:t>Ernesto Camilo Zuleta Suarez, Ph.D.</w:t>
+        <w:t xml:space="preserve">Ernesto Camilo Zuleta Suarez, </w:t>
+      </w:r>
+      <w:proofErr w:type="spellStart"/>
+      <w:r>
+        <w:rPr>
+          <w:rFonts w:ascii="Times New Roman" w:hAnsi="Times New Roman" w:cs="Times New Roman"/>
+          <w:b/>
+          <w:bCs/>
+          <w:sz w:val="28"/>
+          <w:szCs w:val="28"/>
+          <w:lang w:val="es-CO"/>
+        </w:rPr>
+        <w:t>Ph.D</w:t>
+      </w:r>
+      <w:proofErr w:type="spellEnd"/>
+      <w:r>
+        <w:rPr>
+          <w:rFonts w:ascii="Times New Roman" w:hAnsi="Times New Roman" w:cs="Times New Roman"/>
+          <w:b/>
+          <w:bCs/>
+          <w:sz w:val="28"/>
+          <w:szCs w:val="28"/>
+          <w:lang w:val="es-CO"/>
+        </w:rPr>
+        <w:t>.</w:t>
       </w:r>
     </w:p>
     <w:p>
@@ -381,6 +405,7 @@
         </w:rPr>
         <w:t xml:space="preserve"> Jun. 2007 | </w:t>
       </w:r>
+      <w:proofErr w:type="spellStart"/>
       <w:r>
         <w:rPr>
           <w:rFonts w:ascii="Times New Roman" w:hAnsi="Times New Roman" w:cs="Times New Roman"/>
@@ -390,7 +415,19 @@
           <w:szCs w:val="22"/>
           <w:lang w:val="es-CO"/>
         </w:rPr>
-        <w:t>B.Sc. in Agro</w:t>
+        <w:t>B.Sc</w:t>
+      </w:r>
+      <w:proofErr w:type="spellEnd"/>
+      <w:r>
+        <w:rPr>
+          <w:rFonts w:ascii="Times New Roman" w:hAnsi="Times New Roman" w:cs="Times New Roman"/>
+          <w:b/>
+          <w:bCs/>
+          <w:sz w:val="22"/>
+          <w:szCs w:val="22"/>
+          <w:lang w:val="es-CO"/>
+        </w:rPr>
+        <w:t>. in Agro</w:t>
       </w:r>
       <w:r>
         <w:rPr>
@@ -882,7 +919,31 @@
           <w:sz w:val="22"/>
           <w:szCs w:val="22"/>
         </w:rPr>
-        <w:t>Postdoctoral Researcher, Zawodzinski Group</w:t>
+        <w:t xml:space="preserve">Postdoctoral Researcher, </w:t>
+      </w:r>
+      <w:proofErr w:type="spellStart"/>
+      <w:r>
+        <w:rPr>
+          <w:rFonts w:ascii="Times New Roman" w:hAnsi="Times New Roman" w:cs="Times New Roman"/>
+          <w:i/>
+          <w:iCs/>
+          <w:color w:val="333333"/>
+          <w:sz w:val="22"/>
+          <w:szCs w:val="22"/>
+        </w:rPr>
+        <w:t>Zawodzinski</w:t>
+      </w:r>
+      <w:proofErr w:type="spellEnd"/>
+      <w:r>
+        <w:rPr>
+          <w:rFonts w:ascii="Times New Roman" w:hAnsi="Times New Roman" w:cs="Times New Roman"/>
+          <w:i/>
+          <w:iCs/>
+          <w:color w:val="333333"/>
+          <w:sz w:val="22"/>
+          <w:szCs w:val="22"/>
+        </w:rPr>
+        <w:t xml:space="preserve"> Group</w:t>
       </w:r>
     </w:p>
     <w:p>
@@ -1801,6 +1862,32 @@
       <w:r>
         <w:rPr>
           <w:rFonts w:ascii="Times New Roman" w:hAnsi="Times New Roman" w:cs="Times New Roman"/>
+          <w:sz w:val="22"/>
+          <w:szCs w:val="22"/>
+        </w:rPr>
+        <w:t xml:space="preserve">Benjamin H. Crockett Zingg, </w:t>
+      </w:r>
+      <w:proofErr w:type="spellStart"/>
+      <w:r>
+        <w:rPr>
+          <w:rFonts w:ascii="Times New Roman" w:hAnsi="Times New Roman" w:cs="Times New Roman"/>
+          <w:sz w:val="22"/>
+          <w:szCs w:val="22"/>
+        </w:rPr>
+        <w:t>Nabihan</w:t>
+      </w:r>
+      <w:proofErr w:type="spellEnd"/>
+      <w:r>
+        <w:rPr>
+          <w:rFonts w:ascii="Times New Roman" w:hAnsi="Times New Roman" w:cs="Times New Roman"/>
+          <w:sz w:val="22"/>
+          <w:szCs w:val="22"/>
+        </w:rPr>
+        <w:t xml:space="preserve"> B. Abdul Rahman, Nishu Devi, Anya Zornes, Joshua T. Damron, </w:t>
+      </w:r>
+      <w:r>
+        <w:rPr>
+          <w:rFonts w:ascii="Times New Roman" w:hAnsi="Times New Roman" w:cs="Times New Roman"/>
           <w:b/>
           <w:bCs/>
           <w:sz w:val="22"/>
@@ -1814,23 +1901,131 @@
           <w:sz w:val="22"/>
           <w:szCs w:val="22"/>
         </w:rPr>
-        <w:t>, V. Sethuraman, M. L. Lehmann, G. Goenaga, G. Yang, L. Cheng, E. C. Self. 2026. Solvent</w:t>
-      </w:r>
-      <w:r>
-        <w:rPr>
-          <w:rFonts w:ascii="Times New Roman" w:hAnsi="Times New Roman" w:cs="Times New Roman"/>
-          <w:sz w:val="22"/>
-          <w:szCs w:val="22"/>
-        </w:rPr>
-        <w:t>-</w:t>
-      </w:r>
-      <w:r>
-        <w:rPr>
-          <w:rFonts w:ascii="Times New Roman" w:hAnsi="Times New Roman" w:cs="Times New Roman"/>
-          <w:sz w:val="22"/>
-          <w:szCs w:val="22"/>
-        </w:rPr>
-        <w:t xml:space="preserve">based synthesis and characterization of sodium thiophosphate catholytes for nonaqueous redox flow batteries. </w:t>
+        <w:t xml:space="preserve">, Yan-Ru Lin, José David Arregui-Mena, Chang Liu, Murillo Longo Martins, </w:t>
+      </w:r>
+      <w:proofErr w:type="spellStart"/>
+      <w:r>
+        <w:rPr>
+          <w:rFonts w:ascii="Times New Roman" w:hAnsi="Times New Roman" w:cs="Times New Roman"/>
+          <w:sz w:val="22"/>
+          <w:szCs w:val="22"/>
+        </w:rPr>
+        <w:t>Shukai</w:t>
+      </w:r>
+      <w:proofErr w:type="spellEnd"/>
+      <w:r>
+        <w:rPr>
+          <w:rFonts w:ascii="Times New Roman" w:hAnsi="Times New Roman" w:cs="Times New Roman"/>
+          <w:sz w:val="22"/>
+          <w:szCs w:val="22"/>
+        </w:rPr>
+        <w:t xml:space="preserve"> Yao, Mo Li, De-</w:t>
+      </w:r>
+      <w:proofErr w:type="spellStart"/>
+      <w:r>
+        <w:rPr>
+          <w:rFonts w:ascii="Times New Roman" w:hAnsi="Times New Roman" w:cs="Times New Roman"/>
+          <w:sz w:val="22"/>
+          <w:szCs w:val="22"/>
+        </w:rPr>
+        <w:t>en</w:t>
+      </w:r>
+      <w:proofErr w:type="spellEnd"/>
+      <w:r>
+        <w:rPr>
+          <w:rFonts w:ascii="Times New Roman" w:hAnsi="Times New Roman" w:cs="Times New Roman"/>
+          <w:sz w:val="22"/>
+          <w:szCs w:val="22"/>
+        </w:rPr>
+        <w:t xml:space="preserve"> Jiang, Harry M. Meyer, III, Zili Wu, Felipe Polo-Garzon. Enhanced Catalytic </w:t>
+      </w:r>
+      <w:proofErr w:type="spellStart"/>
+      <w:r>
+        <w:rPr>
+          <w:rFonts w:ascii="Times New Roman" w:hAnsi="Times New Roman" w:cs="Times New Roman"/>
+          <w:sz w:val="22"/>
+          <w:szCs w:val="22"/>
+        </w:rPr>
+        <w:t>Dechlorination</w:t>
+      </w:r>
+      <w:proofErr w:type="spellEnd"/>
+      <w:r>
+        <w:rPr>
+          <w:rFonts w:ascii="Times New Roman" w:hAnsi="Times New Roman" w:cs="Times New Roman"/>
+          <w:sz w:val="22"/>
+          <w:szCs w:val="22"/>
+        </w:rPr>
+        <w:t xml:space="preserve"> of Polyvinyl Chloride (PVC) and H</w:t>
+      </w:r>
+      <w:r>
+        <w:rPr>
+          <w:rFonts w:ascii="Times New Roman" w:hAnsi="Times New Roman" w:cs="Times New Roman"/>
+          <w:sz w:val="22"/>
+          <w:szCs w:val="22"/>
+          <w:vertAlign w:val="subscript"/>
+        </w:rPr>
+        <w:t>2</w:t>
+      </w:r>
+      <w:r>
+        <w:rPr>
+          <w:rFonts w:ascii="Times New Roman" w:hAnsi="Times New Roman" w:cs="Times New Roman"/>
+          <w:sz w:val="22"/>
+          <w:szCs w:val="22"/>
+        </w:rPr>
+        <w:t xml:space="preserve"> Production Enabled by Synergistic </w:t>
+      </w:r>
+      <w:proofErr w:type="spellStart"/>
+      <w:r>
+        <w:rPr>
+          <w:rFonts w:ascii="Times New Roman" w:hAnsi="Times New Roman" w:cs="Times New Roman"/>
+          <w:sz w:val="22"/>
+          <w:szCs w:val="22"/>
+        </w:rPr>
+        <w:t>Ga</w:t>
+      </w:r>
+      <w:r>
+        <w:rPr>
+          <w:rFonts w:ascii="Times New Roman" w:hAnsi="Times New Roman" w:cs="Times New Roman"/>
+          <w:sz w:val="22"/>
+          <w:szCs w:val="22"/>
+          <w:vertAlign w:val="superscript"/>
+        </w:rPr>
+        <w:t>δ</w:t>
+      </w:r>
+      <w:proofErr w:type="spellEnd"/>
+      <w:r>
+        <w:rPr>
+          <w:rFonts w:ascii="Times New Roman" w:hAnsi="Times New Roman" w:cs="Times New Roman"/>
+          <w:sz w:val="22"/>
+          <w:szCs w:val="22"/>
+          <w:vertAlign w:val="superscript"/>
+        </w:rPr>
+        <w:t>+</w:t>
+      </w:r>
+      <w:r>
+        <w:rPr>
+          <w:rFonts w:ascii="Times New Roman" w:hAnsi="Times New Roman" w:cs="Times New Roman"/>
+          <w:sz w:val="22"/>
+          <w:szCs w:val="22"/>
+        </w:rPr>
+        <w:t>/Ga</w:t>
+      </w:r>
+      <w:r>
+        <w:rPr>
+          <w:rFonts w:ascii="Times New Roman" w:hAnsi="Times New Roman" w:cs="Times New Roman"/>
+          <w:sz w:val="22"/>
+          <w:szCs w:val="22"/>
+          <w:vertAlign w:val="superscript"/>
+        </w:rPr>
+        <w:t>0</w:t>
+      </w:r>
+      <w:r>
+        <w:rPr>
+          <w:rFonts w:ascii="Times New Roman" w:hAnsi="Times New Roman" w:cs="Times New Roman"/>
+          <w:sz w:val="22"/>
+          <w:szCs w:val="22"/>
+        </w:rPr>
+        <w:t xml:space="preserve"> Active Sites in Liquid Metal Particles. </w:t>
       </w:r>
       <w:r>
         <w:rPr>
@@ -1840,15 +2035,15 @@
           <w:sz w:val="22"/>
           <w:szCs w:val="22"/>
         </w:rPr>
-        <w:t>Chemical Engineering Journal</w:t>
-      </w:r>
-      <w:r>
-        <w:rPr>
-          <w:rFonts w:ascii="Times New Roman" w:hAnsi="Times New Roman" w:cs="Times New Roman"/>
-          <w:sz w:val="22"/>
-          <w:szCs w:val="22"/>
-        </w:rPr>
-        <w:t>, 173687.</w:t>
+        <w:t>Journal of the American Chemical Society</w:t>
+      </w:r>
+      <w:r>
+        <w:rPr>
+          <w:rFonts w:ascii="Times New Roman" w:hAnsi="Times New Roman" w:cs="Times New Roman"/>
+          <w:sz w:val="22"/>
+          <w:szCs w:val="22"/>
+        </w:rPr>
+        <w:t>, 2026.</w:t>
       </w:r>
     </w:p>
     <w:p>
@@ -1860,14 +2055,6 @@
           <w:szCs w:val="22"/>
         </w:rPr>
       </w:pPr>
-      <w:r>
-        <w:rPr>
-          <w:rFonts w:ascii="Times New Roman" w:hAnsi="Times New Roman" w:cs="Times New Roman"/>
-          <w:sz w:val="22"/>
-          <w:szCs w:val="22"/>
-        </w:rPr>
-        <w:t xml:space="preserve">M. Escamilla, </w:t>
-      </w:r>
       <w:r>
         <w:rPr>
           <w:rFonts w:ascii="Times New Roman" w:hAnsi="Times New Roman" w:cs="Times New Roman"/>
@@ -1876,15 +2063,15 @@
           <w:sz w:val="22"/>
           <w:szCs w:val="22"/>
         </w:rPr>
-        <w:t>Ernesto C. Zuleta</w:t>
-      </w:r>
-      <w:r>
-        <w:rPr>
-          <w:rFonts w:ascii="Times New Roman" w:hAnsi="Times New Roman" w:cs="Times New Roman"/>
-          <w:sz w:val="22"/>
-          <w:szCs w:val="22"/>
-        </w:rPr>
-        <w:t>, H. K. Davis, J. Johnson, E. Pentzer, T. Zawodzinski. 2024. Synthesis of Alkoxy</w:t>
+        <w:t>Ernesto C. Zuleta S.</w:t>
+      </w:r>
+      <w:r>
+        <w:rPr>
+          <w:rFonts w:ascii="Times New Roman" w:hAnsi="Times New Roman" w:cs="Times New Roman"/>
+          <w:sz w:val="22"/>
+          <w:szCs w:val="22"/>
+        </w:rPr>
+        <w:t>, V. Sethuraman, M. L. Lehmann, G. Goenaga, G. Yang, L. Cheng, E. C. Self. Solvent</w:t>
       </w:r>
       <w:r>
         <w:rPr>
@@ -1900,7 +2087,7 @@
           <w:sz w:val="22"/>
           <w:szCs w:val="22"/>
         </w:rPr>
-        <w:t xml:space="preserve">TEMPO Aminoxyl Radicals and Electrochemical Characterization in Acetonitrile for Energy Storage Applications. </w:t>
+        <w:t xml:space="preserve">based synthesis and characterization of sodium thiophosphate catholytes for nonaqueous redox flow batteries. </w:t>
       </w:r>
       <w:r>
         <w:rPr>
@@ -1910,15 +2097,39 @@
           <w:sz w:val="22"/>
           <w:szCs w:val="22"/>
         </w:rPr>
-        <w:t>Journal of The Electrochemical Society</w:t>
-      </w:r>
-      <w:r>
-        <w:rPr>
-          <w:rFonts w:ascii="Times New Roman" w:hAnsi="Times New Roman" w:cs="Times New Roman"/>
-          <w:sz w:val="22"/>
-          <w:szCs w:val="22"/>
-        </w:rPr>
-        <w:t>, 171, 040533.</w:t>
+        <w:t>Chemical Engineering Journal</w:t>
+      </w:r>
+      <w:r>
+        <w:rPr>
+          <w:rFonts w:ascii="Times New Roman" w:hAnsi="Times New Roman" w:cs="Times New Roman"/>
+          <w:sz w:val="22"/>
+          <w:szCs w:val="22"/>
+        </w:rPr>
+        <w:t xml:space="preserve">, </w:t>
+      </w:r>
+      <w:r>
+        <w:rPr>
+          <w:rFonts w:ascii="Times New Roman" w:hAnsi="Times New Roman" w:cs="Times New Roman"/>
+          <w:sz w:val="22"/>
+          <w:szCs w:val="22"/>
+        </w:rPr>
+        <w:t>2026</w:t>
+      </w:r>
+      <w:r>
+        <w:rPr>
+          <w:rFonts w:ascii="Times New Roman" w:hAnsi="Times New Roman" w:cs="Times New Roman"/>
+          <w:sz w:val="22"/>
+          <w:szCs w:val="22"/>
+        </w:rPr>
+        <w:t xml:space="preserve">, </w:t>
+      </w:r>
+      <w:r>
+        <w:rPr>
+          <w:rFonts w:ascii="Times New Roman" w:hAnsi="Times New Roman" w:cs="Times New Roman"/>
+          <w:sz w:val="22"/>
+          <w:szCs w:val="22"/>
+        </w:rPr>
+        <w:t>173687.</w:t>
       </w:r>
     </w:p>
     <w:p>
@@ -1930,6 +2141,14 @@
           <w:szCs w:val="22"/>
         </w:rPr>
       </w:pPr>
+      <w:r>
+        <w:rPr>
+          <w:rFonts w:ascii="Times New Roman" w:hAnsi="Times New Roman" w:cs="Times New Roman"/>
+          <w:sz w:val="22"/>
+          <w:szCs w:val="22"/>
+        </w:rPr>
+        <w:t xml:space="preserve">M. Escamilla, </w:t>
+      </w:r>
       <w:r>
         <w:rPr>
           <w:rFonts w:ascii="Times New Roman" w:hAnsi="Times New Roman" w:cs="Times New Roman"/>
@@ -1946,7 +2165,7 @@
           <w:sz w:val="22"/>
           <w:szCs w:val="22"/>
         </w:rPr>
-        <w:t>, J. J. Bozell. 2021. Alkylation of monomeric, dimeric, and polymeric lignin models through carbon</w:t>
+        <w:t>, H. K. Davis, J. Johnson, E. Pentzer, T. Zawodzinski. Synthesis of Alkoxy</w:t>
       </w:r>
       <w:r>
         <w:rPr>
@@ -1962,23 +2181,7 @@
           <w:sz w:val="22"/>
           <w:szCs w:val="22"/>
         </w:rPr>
-        <w:t>hydrogen activation using Ru</w:t>
-      </w:r>
-      <w:r>
-        <w:rPr>
-          <w:rFonts w:ascii="Times New Roman" w:hAnsi="Times New Roman" w:cs="Times New Roman"/>
-          <w:sz w:val="22"/>
-          <w:szCs w:val="22"/>
-        </w:rPr>
-        <w:t>-</w:t>
-      </w:r>
-      <w:r>
-        <w:rPr>
-          <w:rFonts w:ascii="Times New Roman" w:hAnsi="Times New Roman" w:cs="Times New Roman"/>
-          <w:sz w:val="22"/>
-          <w:szCs w:val="22"/>
-        </w:rPr>
-        <w:t xml:space="preserve">catalyzed Murai reaction. </w:t>
+        <w:t xml:space="preserve">TEMPO Aminoxyl Radicals and Electrochemical Characterization in Acetonitrile for Energy Storage Applications. </w:t>
       </w:r>
       <w:r>
         <w:rPr>
@@ -1988,15 +2191,39 @@
           <w:sz w:val="22"/>
           <w:szCs w:val="22"/>
         </w:rPr>
-        <w:t>Tetrahedron</w:t>
-      </w:r>
-      <w:r>
-        <w:rPr>
-          <w:rFonts w:ascii="Times New Roman" w:hAnsi="Times New Roman" w:cs="Times New Roman"/>
-          <w:sz w:val="22"/>
-          <w:szCs w:val="22"/>
-        </w:rPr>
-        <w:t>, 100, 132475.</w:t>
+        <w:t>Journal of The Electrochemical Society</w:t>
+      </w:r>
+      <w:r>
+        <w:rPr>
+          <w:rFonts w:ascii="Times New Roman" w:hAnsi="Times New Roman" w:cs="Times New Roman"/>
+          <w:sz w:val="22"/>
+          <w:szCs w:val="22"/>
+        </w:rPr>
+        <w:t xml:space="preserve">, </w:t>
+      </w:r>
+      <w:r>
+        <w:rPr>
+          <w:rFonts w:ascii="Times New Roman" w:hAnsi="Times New Roman" w:cs="Times New Roman"/>
+          <w:sz w:val="22"/>
+          <w:szCs w:val="22"/>
+        </w:rPr>
+        <w:t>2024</w:t>
+      </w:r>
+      <w:r>
+        <w:rPr>
+          <w:rFonts w:ascii="Times New Roman" w:hAnsi="Times New Roman" w:cs="Times New Roman"/>
+          <w:sz w:val="22"/>
+          <w:szCs w:val="22"/>
+        </w:rPr>
+        <w:t xml:space="preserve">, </w:t>
+      </w:r>
+      <w:r>
+        <w:rPr>
+          <w:rFonts w:ascii="Times New Roman" w:hAnsi="Times New Roman" w:cs="Times New Roman"/>
+          <w:sz w:val="22"/>
+          <w:szCs w:val="22"/>
+        </w:rPr>
+        <w:t>171, 040533.</w:t>
       </w:r>
     </w:p>
     <w:p>
@@ -2015,6 +2242,7 @@
           <w:bCs/>
           <w:sz w:val="22"/>
           <w:szCs w:val="22"/>
+          <w:lang w:val="es-CO"/>
         </w:rPr>
         <w:t>Ernesto C. Zuleta</w:t>
       </w:r>
@@ -2023,8 +2251,26 @@
           <w:rFonts w:ascii="Times New Roman" w:hAnsi="Times New Roman" w:cs="Times New Roman"/>
           <w:sz w:val="22"/>
           <w:szCs w:val="22"/>
-        </w:rPr>
-        <w:t>, G. A. Goenaga, T. A. Zawodzinski, T. Elder, J. J. Bozell. 2020. Deactivation of Co</w:t>
+          <w:lang w:val="es-CO"/>
+        </w:rPr>
+        <w:t>, J. J. Bozell.</w:t>
+      </w:r>
+      <w:r>
+        <w:rPr>
+          <w:rFonts w:ascii="Times New Roman" w:hAnsi="Times New Roman" w:cs="Times New Roman"/>
+          <w:sz w:val="22"/>
+          <w:szCs w:val="22"/>
+          <w:lang w:val="es-CO"/>
+        </w:rPr>
+        <w:t xml:space="preserve"> </w:t>
+      </w:r>
+      <w:r>
+        <w:rPr>
+          <w:rFonts w:ascii="Times New Roman" w:hAnsi="Times New Roman" w:cs="Times New Roman"/>
+          <w:sz w:val="22"/>
+          <w:szCs w:val="22"/>
+        </w:rPr>
+        <w:t>Alkylation of monomeric, dimeric, and polymeric lignin models through carbon</w:t>
       </w:r>
       <w:r>
         <w:rPr>
@@ -2040,7 +2286,7 @@
           <w:sz w:val="22"/>
           <w:szCs w:val="22"/>
         </w:rPr>
-        <w:t>Schiff Base Catalysts in the Oxidation of para</w:t>
+        <w:t>hydrogen activation using Ru</w:t>
       </w:r>
       <w:r>
         <w:rPr>
@@ -2056,7 +2302,7 @@
           <w:sz w:val="22"/>
           <w:szCs w:val="22"/>
         </w:rPr>
-        <w:t xml:space="preserve">Substituted Lignin Models for the Production of Benzoquinones. </w:t>
+        <w:t xml:space="preserve">catalyzed Murai reaction. </w:t>
       </w:r>
       <w:r>
         <w:rPr>
@@ -2066,31 +2312,39 @@
           <w:sz w:val="22"/>
           <w:szCs w:val="22"/>
         </w:rPr>
-        <w:t>Catalysis Science &amp; Technology</w:t>
-      </w:r>
-      <w:r>
-        <w:rPr>
-          <w:rFonts w:ascii="Times New Roman" w:hAnsi="Times New Roman" w:cs="Times New Roman"/>
-          <w:sz w:val="22"/>
-          <w:szCs w:val="22"/>
-        </w:rPr>
-        <w:t>, 10, 403</w:t>
-      </w:r>
-      <w:r>
-        <w:rPr>
-          <w:rFonts w:ascii="Times New Roman" w:hAnsi="Times New Roman" w:cs="Times New Roman"/>
-          <w:sz w:val="22"/>
-          <w:szCs w:val="22"/>
-        </w:rPr>
-        <w:t>-</w:t>
-      </w:r>
-      <w:r>
-        <w:rPr>
-          <w:rFonts w:ascii="Times New Roman" w:hAnsi="Times New Roman" w:cs="Times New Roman"/>
-          <w:sz w:val="22"/>
-          <w:szCs w:val="22"/>
-        </w:rPr>
-        <w:t>413.</w:t>
+        <w:t>Tetrahedron</w:t>
+      </w:r>
+      <w:r>
+        <w:rPr>
+          <w:rFonts w:ascii="Times New Roman" w:hAnsi="Times New Roman" w:cs="Times New Roman"/>
+          <w:sz w:val="22"/>
+          <w:szCs w:val="22"/>
+        </w:rPr>
+        <w:t xml:space="preserve">, </w:t>
+      </w:r>
+      <w:r>
+        <w:rPr>
+          <w:rFonts w:ascii="Times New Roman" w:hAnsi="Times New Roman" w:cs="Times New Roman"/>
+          <w:sz w:val="22"/>
+          <w:szCs w:val="22"/>
+        </w:rPr>
+        <w:t>2021</w:t>
+      </w:r>
+      <w:r>
+        <w:rPr>
+          <w:rFonts w:ascii="Times New Roman" w:hAnsi="Times New Roman" w:cs="Times New Roman"/>
+          <w:sz w:val="22"/>
+          <w:szCs w:val="22"/>
+        </w:rPr>
+        <w:t xml:space="preserve">, </w:t>
+      </w:r>
+      <w:r>
+        <w:rPr>
+          <w:rFonts w:ascii="Times New Roman" w:hAnsi="Times New Roman" w:cs="Times New Roman"/>
+          <w:sz w:val="22"/>
+          <w:szCs w:val="22"/>
+        </w:rPr>
+        <w:t>100, 132475.</w:t>
       </w:r>
     </w:p>
     <w:p>
@@ -2100,17 +2354,8 @@
           <w:rFonts w:ascii="Times New Roman" w:hAnsi="Times New Roman" w:cs="Times New Roman"/>
           <w:sz w:val="22"/>
           <w:szCs w:val="22"/>
-          <w:lang w:val="es-CO"/>
-        </w:rPr>
-      </w:pPr>
-      <w:r>
-        <w:rPr>
-          <w:rFonts w:ascii="Times New Roman" w:hAnsi="Times New Roman" w:cs="Times New Roman"/>
-          <w:sz w:val="22"/>
-          <w:szCs w:val="22"/>
-        </w:rPr>
-        <w:t xml:space="preserve">L. M. Baena, </w:t>
-      </w:r>
+        </w:rPr>
+      </w:pPr>
       <w:r>
         <w:rPr>
           <w:rFonts w:ascii="Times New Roman" w:hAnsi="Times New Roman" w:cs="Times New Roman"/>
@@ -2118,6 +2363,7 @@
           <w:bCs/>
           <w:sz w:val="22"/>
           <w:szCs w:val="22"/>
+          <w:lang w:val="es-CO"/>
         </w:rPr>
         <w:t>Ernesto C. Zuleta</w:t>
       </w:r>
@@ -2126,8 +2372,46 @@
           <w:rFonts w:ascii="Times New Roman" w:hAnsi="Times New Roman" w:cs="Times New Roman"/>
           <w:sz w:val="22"/>
           <w:szCs w:val="22"/>
-        </w:rPr>
-        <w:t>, J. A. Calderón. 2018. Evaluation of the stability of polymeric materials exposed to palm biodiesel and biodiesel</w:t>
+          <w:lang w:val="es-CO"/>
+        </w:rPr>
+        <w:t xml:space="preserve">, G. A. Goenaga, T. A. </w:t>
+      </w:r>
+      <w:proofErr w:type="spellStart"/>
+      <w:r>
+        <w:rPr>
+          <w:rFonts w:ascii="Times New Roman" w:hAnsi="Times New Roman" w:cs="Times New Roman"/>
+          <w:sz w:val="22"/>
+          <w:szCs w:val="22"/>
+          <w:lang w:val="es-CO"/>
+        </w:rPr>
+        <w:t>Zawodzinski</w:t>
+      </w:r>
+      <w:proofErr w:type="spellEnd"/>
+      <w:r>
+        <w:rPr>
+          <w:rFonts w:ascii="Times New Roman" w:hAnsi="Times New Roman" w:cs="Times New Roman"/>
+          <w:sz w:val="22"/>
+          <w:szCs w:val="22"/>
+          <w:lang w:val="es-CO"/>
+        </w:rPr>
+        <w:t>, T. Elder, J. J. Bozell.</w:t>
+      </w:r>
+      <w:r>
+        <w:rPr>
+          <w:rFonts w:ascii="Times New Roman" w:hAnsi="Times New Roman" w:cs="Times New Roman"/>
+          <w:sz w:val="22"/>
+          <w:szCs w:val="22"/>
+          <w:lang w:val="es-CO"/>
+        </w:rPr>
+        <w:t xml:space="preserve"> </w:t>
+      </w:r>
+      <w:r>
+        <w:rPr>
+          <w:rFonts w:ascii="Times New Roman" w:hAnsi="Times New Roman" w:cs="Times New Roman"/>
+          <w:sz w:val="22"/>
+          <w:szCs w:val="22"/>
+        </w:rPr>
+        <w:t>Deactivation of Co</w:t>
       </w:r>
       <w:r>
         <w:rPr>
@@ -2143,7 +2427,23 @@
           <w:sz w:val="22"/>
           <w:szCs w:val="22"/>
         </w:rPr>
-        <w:t xml:space="preserve">organic acid blends. </w:t>
+        <w:t>Schiff Base Catalysts in the Oxidation of para</w:t>
+      </w:r>
+      <w:r>
+        <w:rPr>
+          <w:rFonts w:ascii="Times New Roman" w:hAnsi="Times New Roman" w:cs="Times New Roman"/>
+          <w:sz w:val="22"/>
+          <w:szCs w:val="22"/>
+        </w:rPr>
+        <w:t>-</w:t>
+      </w:r>
+      <w:r>
+        <w:rPr>
+          <w:rFonts w:ascii="Times New Roman" w:hAnsi="Times New Roman" w:cs="Times New Roman"/>
+          <w:sz w:val="22"/>
+          <w:szCs w:val="22"/>
+        </w:rPr>
+        <w:t xml:space="preserve">Substituted Lignin Models for the Production of Benzoquinones. </w:t>
       </w:r>
       <w:r>
         <w:rPr>
@@ -2152,18 +2452,56 @@
           <w:iCs/>
           <w:sz w:val="22"/>
           <w:szCs w:val="22"/>
-          <w:lang w:val="es-CO"/>
-        </w:rPr>
-        <w:t>Polymers</w:t>
-      </w:r>
-      <w:r>
-        <w:rPr>
-          <w:rFonts w:ascii="Times New Roman" w:hAnsi="Times New Roman" w:cs="Times New Roman"/>
-          <w:sz w:val="22"/>
-          <w:szCs w:val="22"/>
-          <w:lang w:val="es-CO"/>
-        </w:rPr>
-        <w:t>, 10, 511.</w:t>
+        </w:rPr>
+        <w:t>Catalysis Science &amp; Technology</w:t>
+      </w:r>
+      <w:r>
+        <w:rPr>
+          <w:rFonts w:ascii="Times New Roman" w:hAnsi="Times New Roman" w:cs="Times New Roman"/>
+          <w:sz w:val="22"/>
+          <w:szCs w:val="22"/>
+        </w:rPr>
+        <w:t xml:space="preserve">, </w:t>
+      </w:r>
+      <w:r>
+        <w:rPr>
+          <w:rFonts w:ascii="Times New Roman" w:hAnsi="Times New Roman" w:cs="Times New Roman"/>
+          <w:sz w:val="22"/>
+          <w:szCs w:val="22"/>
+        </w:rPr>
+        <w:t>2020</w:t>
+      </w:r>
+      <w:r>
+        <w:rPr>
+          <w:rFonts w:ascii="Times New Roman" w:hAnsi="Times New Roman" w:cs="Times New Roman"/>
+          <w:sz w:val="22"/>
+          <w:szCs w:val="22"/>
+        </w:rPr>
+        <w:t xml:space="preserve">, </w:t>
+      </w:r>
+      <w:r>
+        <w:rPr>
+          <w:rFonts w:ascii="Times New Roman" w:hAnsi="Times New Roman" w:cs="Times New Roman"/>
+          <w:sz w:val="22"/>
+          <w:szCs w:val="22"/>
+        </w:rPr>
+        <w:t>10, 403</w:t>
+      </w:r>
+      <w:r>
+        <w:rPr>
+          <w:rFonts w:ascii="Times New Roman" w:hAnsi="Times New Roman" w:cs="Times New Roman"/>
+          <w:sz w:val="22"/>
+          <w:szCs w:val="22"/>
+        </w:rPr>
+        <w:t>-</w:t>
+      </w:r>
+      <w:r>
+        <w:rPr>
+          <w:rFonts w:ascii="Times New Roman" w:hAnsi="Times New Roman" w:cs="Times New Roman"/>
+          <w:sz w:val="22"/>
+          <w:szCs w:val="22"/>
+        </w:rPr>
+        <w:t>413.</w:t>
       </w:r>
     </w:p>
     <w:p>
@@ -2176,6 +2514,15 @@
           <w:lang w:val="es-CO"/>
         </w:rPr>
       </w:pPr>
+      <w:r>
+        <w:rPr>
+          <w:rFonts w:ascii="Times New Roman" w:hAnsi="Times New Roman" w:cs="Times New Roman"/>
+          <w:sz w:val="22"/>
+          <w:szCs w:val="22"/>
+        </w:rPr>
+        <w:lastRenderedPageBreak/>
+        <w:t xml:space="preserve">L. M. Baena, </w:t>
+      </w:r>
       <w:r>
         <w:rPr>
           <w:rFonts w:ascii="Times New Roman" w:hAnsi="Times New Roman" w:cs="Times New Roman"/>
@@ -2183,7 +2530,6 @@
           <w:bCs/>
           <w:sz w:val="22"/>
           <w:szCs w:val="22"/>
-          <w:lang w:val="es-CO"/>
         </w:rPr>
         <w:t>Ernesto C. Zuleta</w:t>
       </w:r>
@@ -2192,17 +2538,8 @@
           <w:rFonts w:ascii="Times New Roman" w:hAnsi="Times New Roman" w:cs="Times New Roman"/>
           <w:sz w:val="22"/>
           <w:szCs w:val="22"/>
-          <w:lang w:val="es-CO"/>
-        </w:rPr>
-        <w:t xml:space="preserve">, L. A. Rios, P. N. Benjumea. </w:t>
-      </w:r>
-      <w:r>
-        <w:rPr>
-          <w:rFonts w:ascii="Times New Roman" w:hAnsi="Times New Roman" w:cs="Times New Roman"/>
-          <w:sz w:val="22"/>
-          <w:szCs w:val="22"/>
-        </w:rPr>
-        <w:t>2012. Oxidative stability and cold flow behavior of palm, sacha</w:t>
+        </w:rPr>
+        <w:t>, J. A. Calderón. Evaluation of the stability of polymeric materials exposed to palm biodiesel and biodiesel</w:t>
       </w:r>
       <w:r>
         <w:rPr>
@@ -2218,8 +2555,9 @@
           <w:sz w:val="22"/>
           <w:szCs w:val="22"/>
         </w:rPr>
-        <w:t xml:space="preserve">inchi, jatropha, and castor oil biodiesel blends. </w:t>
-      </w:r>
+        <w:t xml:space="preserve">organic acid blends. </w:t>
+      </w:r>
+      <w:proofErr w:type="spellStart"/>
       <w:r>
         <w:rPr>
           <w:rFonts w:ascii="Times New Roman" w:hAnsi="Times New Roman" w:cs="Times New Roman"/>
@@ -2229,34 +2567,42 @@
           <w:szCs w:val="22"/>
           <w:lang w:val="es-CO"/>
         </w:rPr>
-        <w:t>Fuel Processing Technology</w:t>
-      </w:r>
-      <w:r>
-        <w:rPr>
-          <w:rFonts w:ascii="Times New Roman" w:hAnsi="Times New Roman" w:cs="Times New Roman"/>
-          <w:sz w:val="22"/>
-          <w:szCs w:val="22"/>
-          <w:lang w:val="es-CO"/>
-        </w:rPr>
-        <w:t>, 102, 96</w:t>
-      </w:r>
-      <w:r>
-        <w:rPr>
-          <w:rFonts w:ascii="Times New Roman" w:hAnsi="Times New Roman" w:cs="Times New Roman"/>
-          <w:sz w:val="22"/>
-          <w:szCs w:val="22"/>
-          <w:lang w:val="es-CO"/>
-        </w:rPr>
-        <w:t>-</w:t>
-      </w:r>
-      <w:r>
-        <w:rPr>
-          <w:rFonts w:ascii="Times New Roman" w:hAnsi="Times New Roman" w:cs="Times New Roman"/>
-          <w:sz w:val="22"/>
-          <w:szCs w:val="22"/>
-          <w:lang w:val="es-CO"/>
-        </w:rPr>
-        <w:t>101.</w:t>
+        <w:t>Polymers</w:t>
+      </w:r>
+      <w:proofErr w:type="spellEnd"/>
+      <w:r>
+        <w:rPr>
+          <w:rFonts w:ascii="Times New Roman" w:hAnsi="Times New Roman" w:cs="Times New Roman"/>
+          <w:sz w:val="22"/>
+          <w:szCs w:val="22"/>
+          <w:lang w:val="es-CO"/>
+        </w:rPr>
+        <w:t xml:space="preserve">, </w:t>
+      </w:r>
+      <w:r>
+        <w:rPr>
+          <w:rFonts w:ascii="Times New Roman" w:hAnsi="Times New Roman" w:cs="Times New Roman"/>
+          <w:sz w:val="22"/>
+          <w:szCs w:val="22"/>
+        </w:rPr>
+        <w:t>2018</w:t>
+      </w:r>
+      <w:r>
+        <w:rPr>
+          <w:rFonts w:ascii="Times New Roman" w:hAnsi="Times New Roman" w:cs="Times New Roman"/>
+          <w:sz w:val="22"/>
+          <w:szCs w:val="22"/>
+        </w:rPr>
+        <w:t xml:space="preserve">, </w:t>
+      </w:r>
+      <w:r>
+        <w:rPr>
+          <w:rFonts w:ascii="Times New Roman" w:hAnsi="Times New Roman" w:cs="Times New Roman"/>
+          <w:sz w:val="22"/>
+          <w:szCs w:val="22"/>
+          <w:lang w:val="es-CO"/>
+        </w:rPr>
+        <w:t>10, 511.</w:t>
       </w:r>
     </w:p>
     <w:p>
@@ -2266,6 +2612,7 @@
           <w:rFonts w:ascii="Times New Roman" w:hAnsi="Times New Roman" w:cs="Times New Roman"/>
           <w:sz w:val="22"/>
           <w:szCs w:val="22"/>
+          <w:lang w:val="es-CO"/>
         </w:rPr>
       </w:pPr>
       <w:r>
@@ -2277,7 +2624,6 @@
           <w:szCs w:val="22"/>
           <w:lang w:val="es-CO"/>
         </w:rPr>
-        <w:lastRenderedPageBreak/>
         <w:t>Ernesto C. Zuleta</w:t>
       </w:r>
       <w:r>
@@ -2287,15 +2633,69 @@
           <w:szCs w:val="22"/>
           <w:lang w:val="es-CO"/>
         </w:rPr>
-        <w:t xml:space="preserve">, L. Baena, L. Rios, J. A. Calderón. </w:t>
-      </w:r>
-      <w:r>
-        <w:rPr>
-          <w:rFonts w:ascii="Times New Roman" w:hAnsi="Times New Roman" w:cs="Times New Roman"/>
-          <w:sz w:val="22"/>
-          <w:szCs w:val="22"/>
-        </w:rPr>
-        <w:t xml:space="preserve">2012. The oxidative stability of biodiesel and its impact on the deterioration of metallic and polymeric materials: a review. </w:t>
+        <w:t xml:space="preserve">, L. A. </w:t>
+      </w:r>
+      <w:proofErr w:type="spellStart"/>
+      <w:r>
+        <w:rPr>
+          <w:rFonts w:ascii="Times New Roman" w:hAnsi="Times New Roman" w:cs="Times New Roman"/>
+          <w:sz w:val="22"/>
+          <w:szCs w:val="22"/>
+          <w:lang w:val="es-CO"/>
+        </w:rPr>
+        <w:t>Rios</w:t>
+      </w:r>
+      <w:proofErr w:type="spellEnd"/>
+      <w:r>
+        <w:rPr>
+          <w:rFonts w:ascii="Times New Roman" w:hAnsi="Times New Roman" w:cs="Times New Roman"/>
+          <w:sz w:val="22"/>
+          <w:szCs w:val="22"/>
+          <w:lang w:val="es-CO"/>
+        </w:rPr>
+        <w:t xml:space="preserve">, P. N. Benjumea. </w:t>
+      </w:r>
+      <w:r>
+        <w:rPr>
+          <w:rFonts w:ascii="Times New Roman" w:hAnsi="Times New Roman" w:cs="Times New Roman"/>
+          <w:sz w:val="22"/>
+          <w:szCs w:val="22"/>
+        </w:rPr>
+        <w:t xml:space="preserve">Oxidative stability and cold flow behavior of palm, </w:t>
+      </w:r>
+      <w:proofErr w:type="spellStart"/>
+      <w:r>
+        <w:rPr>
+          <w:rFonts w:ascii="Times New Roman" w:hAnsi="Times New Roman" w:cs="Times New Roman"/>
+          <w:sz w:val="22"/>
+          <w:szCs w:val="22"/>
+        </w:rPr>
+        <w:t>sacha</w:t>
+      </w:r>
+      <w:r>
+        <w:rPr>
+          <w:rFonts w:ascii="Times New Roman" w:hAnsi="Times New Roman" w:cs="Times New Roman"/>
+          <w:sz w:val="22"/>
+          <w:szCs w:val="22"/>
+        </w:rPr>
+        <w:t>-</w:t>
+      </w:r>
+      <w:r>
+        <w:rPr>
+          <w:rFonts w:ascii="Times New Roman" w:hAnsi="Times New Roman" w:cs="Times New Roman"/>
+          <w:sz w:val="22"/>
+          <w:szCs w:val="22"/>
+        </w:rPr>
+        <w:t>inchi</w:t>
+      </w:r>
+      <w:proofErr w:type="spellEnd"/>
+      <w:r>
+        <w:rPr>
+          <w:rFonts w:ascii="Times New Roman" w:hAnsi="Times New Roman" w:cs="Times New Roman"/>
+          <w:sz w:val="22"/>
+          <w:szCs w:val="22"/>
+        </w:rPr>
+        <w:t xml:space="preserve">, jatropha, and castor oil biodiesel blends. </w:t>
       </w:r>
       <w:r>
         <w:rPr>
@@ -2304,22 +2704,63 @@
           <w:iCs/>
           <w:sz w:val="22"/>
           <w:szCs w:val="22"/>
-        </w:rPr>
-        <w:t>Journal of the Brazilian Chemical Society</w:t>
-      </w:r>
-      <w:r>
-        <w:rPr>
-          <w:rFonts w:ascii="Times New Roman" w:hAnsi="Times New Roman" w:cs="Times New Roman"/>
-          <w:sz w:val="22"/>
-          <w:szCs w:val="22"/>
-        </w:rPr>
-        <w:t>, 23, 2159</w:t>
-      </w:r>
-      <w:r>
-        <w:rPr>
-          <w:rFonts w:ascii="Times New Roman" w:hAnsi="Times New Roman" w:cs="Times New Roman"/>
-          <w:sz w:val="22"/>
-          <w:szCs w:val="22"/>
+          <w:lang w:val="es-CO"/>
+        </w:rPr>
+        <w:t xml:space="preserve">Fuel Processing </w:t>
+      </w:r>
+      <w:proofErr w:type="spellStart"/>
+      <w:r>
+        <w:rPr>
+          <w:rFonts w:ascii="Times New Roman" w:hAnsi="Times New Roman" w:cs="Times New Roman"/>
+          <w:i/>
+          <w:iCs/>
+          <w:sz w:val="22"/>
+          <w:szCs w:val="22"/>
+          <w:lang w:val="es-CO"/>
+        </w:rPr>
+        <w:t>Technology</w:t>
+      </w:r>
+      <w:proofErr w:type="spellEnd"/>
+      <w:r>
+        <w:rPr>
+          <w:rFonts w:ascii="Times New Roman" w:hAnsi="Times New Roman" w:cs="Times New Roman"/>
+          <w:sz w:val="22"/>
+          <w:szCs w:val="22"/>
+          <w:lang w:val="es-CO"/>
+        </w:rPr>
+        <w:t xml:space="preserve">, </w:t>
+      </w:r>
+      <w:r>
+        <w:rPr>
+          <w:rFonts w:ascii="Times New Roman" w:hAnsi="Times New Roman" w:cs="Times New Roman"/>
+          <w:sz w:val="22"/>
+          <w:szCs w:val="22"/>
+        </w:rPr>
+        <w:t>2018</w:t>
+      </w:r>
+      <w:r>
+        <w:rPr>
+          <w:rFonts w:ascii="Times New Roman" w:hAnsi="Times New Roman" w:cs="Times New Roman"/>
+          <w:sz w:val="22"/>
+          <w:szCs w:val="22"/>
+        </w:rPr>
+        <w:t xml:space="preserve">, </w:t>
+      </w:r>
+      <w:r>
+        <w:rPr>
+          <w:rFonts w:ascii="Times New Roman" w:hAnsi="Times New Roman" w:cs="Times New Roman"/>
+          <w:sz w:val="22"/>
+          <w:szCs w:val="22"/>
+          <w:lang w:val="es-CO"/>
+        </w:rPr>
+        <w:t>102, 96</w:t>
+      </w:r>
+      <w:r>
+        <w:rPr>
+          <w:rFonts w:ascii="Times New Roman" w:hAnsi="Times New Roman" w:cs="Times New Roman"/>
+          <w:sz w:val="22"/>
+          <w:szCs w:val="22"/>
+          <w:lang w:val="es-CO"/>
         </w:rPr>
         <w:t>-</w:t>
       </w:r>
@@ -2328,8 +2769,9 @@
           <w:rFonts w:ascii="Times New Roman" w:hAnsi="Times New Roman" w:cs="Times New Roman"/>
           <w:sz w:val="22"/>
           <w:szCs w:val="22"/>
-        </w:rPr>
-        <w:t>2175.</w:t>
+          <w:lang w:val="es-CO"/>
+        </w:rPr>
+        <w:t>101.</w:t>
       </w:r>
     </w:p>
     <w:p>
@@ -2348,6 +2790,7 @@
           <w:bCs/>
           <w:sz w:val="22"/>
           <w:szCs w:val="22"/>
+          <w:lang w:val="es-CO"/>
         </w:rPr>
         <w:t>Ernesto C. Zuleta</w:t>
       </w:r>
@@ -2356,8 +2799,37 @@
           <w:rFonts w:ascii="Times New Roman" w:hAnsi="Times New Roman" w:cs="Times New Roman"/>
           <w:sz w:val="22"/>
           <w:szCs w:val="22"/>
-        </w:rPr>
-        <w:t xml:space="preserve">, J. A. Calderón Gutiérrez, L. A. Rios. 2012. Study of the oxidative stability of biodiesel from palm oil in contact with metallic and polymeric automotive materials. </w:t>
+          <w:lang w:val="es-CO"/>
+        </w:rPr>
+        <w:t xml:space="preserve">, L. Baena, L. </w:t>
+      </w:r>
+      <w:proofErr w:type="spellStart"/>
+      <w:r>
+        <w:rPr>
+          <w:rFonts w:ascii="Times New Roman" w:hAnsi="Times New Roman" w:cs="Times New Roman"/>
+          <w:sz w:val="22"/>
+          <w:szCs w:val="22"/>
+          <w:lang w:val="es-CO"/>
+        </w:rPr>
+        <w:t>Rios</w:t>
+      </w:r>
+      <w:proofErr w:type="spellEnd"/>
+      <w:r>
+        <w:rPr>
+          <w:rFonts w:ascii="Times New Roman" w:hAnsi="Times New Roman" w:cs="Times New Roman"/>
+          <w:sz w:val="22"/>
+          <w:szCs w:val="22"/>
+          <w:lang w:val="es-CO"/>
+        </w:rPr>
+        <w:t xml:space="preserve">, J. A. Calderón. </w:t>
+      </w:r>
+      <w:r>
+        <w:rPr>
+          <w:rFonts w:ascii="Times New Roman" w:hAnsi="Times New Roman" w:cs="Times New Roman"/>
+          <w:sz w:val="22"/>
+          <w:szCs w:val="22"/>
+        </w:rPr>
+        <w:t xml:space="preserve">The oxidative stability of biodiesel and its impact on the deterioration of metallic and polymeric materials: a review. </w:t>
       </w:r>
       <w:r>
         <w:rPr>
@@ -2367,15 +2839,39 @@
           <w:sz w:val="22"/>
           <w:szCs w:val="22"/>
         </w:rPr>
-        <w:t>Ingeniería y Competitividad</w:t>
-      </w:r>
-      <w:r>
-        <w:rPr>
-          <w:rFonts w:ascii="Times New Roman" w:hAnsi="Times New Roman" w:cs="Times New Roman"/>
-          <w:sz w:val="22"/>
-          <w:szCs w:val="22"/>
-        </w:rPr>
-        <w:t>, 2, 83</w:t>
+        <w:t>Journal of the Brazilian Chemical Society</w:t>
+      </w:r>
+      <w:r>
+        <w:rPr>
+          <w:rFonts w:ascii="Times New Roman" w:hAnsi="Times New Roman" w:cs="Times New Roman"/>
+          <w:sz w:val="22"/>
+          <w:szCs w:val="22"/>
+        </w:rPr>
+        <w:t xml:space="preserve">, </w:t>
+      </w:r>
+      <w:r>
+        <w:rPr>
+          <w:rFonts w:ascii="Times New Roman" w:hAnsi="Times New Roman" w:cs="Times New Roman"/>
+          <w:sz w:val="22"/>
+          <w:szCs w:val="22"/>
+        </w:rPr>
+        <w:t>2012</w:t>
+      </w:r>
+      <w:r>
+        <w:rPr>
+          <w:rFonts w:ascii="Times New Roman" w:hAnsi="Times New Roman" w:cs="Times New Roman"/>
+          <w:sz w:val="22"/>
+          <w:szCs w:val="22"/>
+        </w:rPr>
+        <w:t xml:space="preserve">, </w:t>
+      </w:r>
+      <w:r>
+        <w:rPr>
+          <w:rFonts w:ascii="Times New Roman" w:hAnsi="Times New Roman" w:cs="Times New Roman"/>
+          <w:sz w:val="22"/>
+          <w:szCs w:val="22"/>
+        </w:rPr>
+        <w:t>23, 2159</w:t>
       </w:r>
       <w:r>
         <w:rPr>
@@ -2391,7 +2887,7 @@
           <w:sz w:val="22"/>
           <w:szCs w:val="22"/>
         </w:rPr>
-        <w:t>90.</w:t>
+        <w:t>2175.</w:t>
       </w:r>
     </w:p>
     <w:p>
@@ -2411,7 +2907,6 @@
           <w:bCs/>
           <w:sz w:val="22"/>
           <w:szCs w:val="22"/>
-          <w:lang w:val="es-CO"/>
         </w:rPr>
         <w:t>Ernesto C. Zuleta</w:t>
       </w:r>
@@ -2420,17 +2915,8 @@
           <w:rFonts w:ascii="Times New Roman" w:hAnsi="Times New Roman" w:cs="Times New Roman"/>
           <w:sz w:val="22"/>
           <w:szCs w:val="22"/>
-          <w:lang w:val="es-CO"/>
-        </w:rPr>
-        <w:t xml:space="preserve">, A. Franco, L. A. Rios. 2009. </w:t>
-      </w:r>
-      <w:r>
-        <w:rPr>
-          <w:rFonts w:ascii="Times New Roman" w:hAnsi="Times New Roman" w:cs="Times New Roman"/>
-          <w:sz w:val="22"/>
-          <w:szCs w:val="22"/>
-        </w:rPr>
-        <w:t xml:space="preserve">Production of palm oil biodiesel with heterogeneous basic catalysts compared to conventional homogeneous catalysts. </w:t>
+        </w:rPr>
+        <w:t xml:space="preserve">, J. A. Calderón Gutiérrez, L. A. Rios. Study of the oxidative stability of biodiesel from palm oil in contact with metallic and polymeric automotive materials. </w:t>
       </w:r>
       <w:r>
         <w:rPr>
@@ -2441,16 +2927,41 @@
           <w:szCs w:val="22"/>
           <w:lang w:val="es-CO"/>
         </w:rPr>
-        <w:t>Energética</w:t>
-      </w:r>
-      <w:r>
-        <w:rPr>
-          <w:rFonts w:ascii="Times New Roman" w:hAnsi="Times New Roman" w:cs="Times New Roman"/>
-          <w:sz w:val="22"/>
-          <w:szCs w:val="22"/>
-          <w:lang w:val="es-CO"/>
-        </w:rPr>
-        <w:t>, 42, 45</w:t>
+        <w:t>Ingeniería y Competitividad</w:t>
+      </w:r>
+      <w:r>
+        <w:rPr>
+          <w:rFonts w:ascii="Times New Roman" w:hAnsi="Times New Roman" w:cs="Times New Roman"/>
+          <w:sz w:val="22"/>
+          <w:szCs w:val="22"/>
+          <w:lang w:val="es-CO"/>
+        </w:rPr>
+        <w:t xml:space="preserve">, </w:t>
+      </w:r>
+      <w:r>
+        <w:rPr>
+          <w:rFonts w:ascii="Times New Roman" w:hAnsi="Times New Roman" w:cs="Times New Roman"/>
+          <w:sz w:val="22"/>
+          <w:szCs w:val="22"/>
+        </w:rPr>
+        <w:t>2012</w:t>
+      </w:r>
+      <w:r>
+        <w:rPr>
+          <w:rFonts w:ascii="Times New Roman" w:hAnsi="Times New Roman" w:cs="Times New Roman"/>
+          <w:sz w:val="22"/>
+          <w:szCs w:val="22"/>
+        </w:rPr>
+        <w:t xml:space="preserve">, </w:t>
+      </w:r>
+      <w:r>
+        <w:rPr>
+          <w:rFonts w:ascii="Times New Roman" w:hAnsi="Times New Roman" w:cs="Times New Roman"/>
+          <w:sz w:val="22"/>
+          <w:szCs w:val="22"/>
+          <w:lang w:val="es-CO"/>
+        </w:rPr>
+        <w:t>2, 83</w:t>
       </w:r>
       <w:r>
         <w:rPr>
@@ -2468,7 +2979,7 @@
           <w:szCs w:val="22"/>
           <w:lang w:val="es-CO"/>
         </w:rPr>
-        <w:t>52.</w:t>
+        <w:t>90.</w:t>
       </w:r>
     </w:p>
     <w:p>
@@ -2499,15 +3010,35 @@
           <w:szCs w:val="22"/>
           <w:lang w:val="es-CO"/>
         </w:rPr>
-        <w:t xml:space="preserve">, M. J. Bastidas Barranco, L. C. Díaz Muegue, J. Bonet Ovalle. </w:t>
-      </w:r>
-      <w:r>
-        <w:rPr>
-          <w:rFonts w:ascii="Times New Roman" w:hAnsi="Times New Roman" w:cs="Times New Roman"/>
-          <w:sz w:val="22"/>
-          <w:szCs w:val="22"/>
-        </w:rPr>
-        <w:t xml:space="preserve">2007. Preparation of biodiesel by transesterification of crude palm oil (Elaeis guineensis) with ethanol. </w:t>
+        <w:t xml:space="preserve">, A. Franco, L. A. </w:t>
+      </w:r>
+      <w:proofErr w:type="spellStart"/>
+      <w:r>
+        <w:rPr>
+          <w:rFonts w:ascii="Times New Roman" w:hAnsi="Times New Roman" w:cs="Times New Roman"/>
+          <w:sz w:val="22"/>
+          <w:szCs w:val="22"/>
+          <w:lang w:val="es-CO"/>
+        </w:rPr>
+        <w:t>Rios</w:t>
+      </w:r>
+      <w:proofErr w:type="spellEnd"/>
+      <w:r>
+        <w:rPr>
+          <w:rFonts w:ascii="Times New Roman" w:hAnsi="Times New Roman" w:cs="Times New Roman"/>
+          <w:sz w:val="22"/>
+          <w:szCs w:val="22"/>
+          <w:lang w:val="es-CO"/>
+        </w:rPr>
+        <w:t xml:space="preserve">. </w:t>
+      </w:r>
+      <w:r>
+        <w:rPr>
+          <w:rFonts w:ascii="Times New Roman" w:hAnsi="Times New Roman" w:cs="Times New Roman"/>
+          <w:sz w:val="22"/>
+          <w:szCs w:val="22"/>
+        </w:rPr>
+        <w:t xml:space="preserve">Production of palm oil biodiesel with heterogeneous basic catalysts compared to conventional homogeneous catalysts. </w:t>
       </w:r>
       <w:r>
         <w:rPr>
@@ -2527,7 +3058,52 @@
           <w:szCs w:val="22"/>
           <w:lang w:val="es-CO"/>
         </w:rPr>
-        <w:t>, 38, 47.</w:t>
+        <w:t xml:space="preserve">, </w:t>
+      </w:r>
+      <w:r>
+        <w:rPr>
+          <w:rFonts w:ascii="Times New Roman" w:hAnsi="Times New Roman" w:cs="Times New Roman"/>
+          <w:sz w:val="22"/>
+          <w:szCs w:val="22"/>
+          <w:lang w:val="es-CO"/>
+        </w:rPr>
+        <w:t>2009</w:t>
+      </w:r>
+      <w:r>
+        <w:rPr>
+          <w:rFonts w:ascii="Times New Roman" w:hAnsi="Times New Roman" w:cs="Times New Roman"/>
+          <w:sz w:val="22"/>
+          <w:szCs w:val="22"/>
+          <w:lang w:val="es-CO"/>
+        </w:rPr>
+        <w:t xml:space="preserve">, </w:t>
+      </w:r>
+      <w:r>
+        <w:rPr>
+          <w:rFonts w:ascii="Times New Roman" w:hAnsi="Times New Roman" w:cs="Times New Roman"/>
+          <w:sz w:val="22"/>
+          <w:szCs w:val="22"/>
+          <w:lang w:val="es-CO"/>
+        </w:rPr>
+        <w:t>42, 45</w:t>
+      </w:r>
+      <w:r>
+        <w:rPr>
+          <w:rFonts w:ascii="Times New Roman" w:hAnsi="Times New Roman" w:cs="Times New Roman"/>
+          <w:sz w:val="22"/>
+          <w:szCs w:val="22"/>
+          <w:lang w:val="es-CO"/>
+        </w:rPr>
+        <w:t>-</w:t>
+      </w:r>
+      <w:r>
+        <w:rPr>
+          <w:rFonts w:ascii="Times New Roman" w:hAnsi="Times New Roman" w:cs="Times New Roman"/>
+          <w:sz w:val="22"/>
+          <w:szCs w:val="22"/>
+          <w:lang w:val="es-CO"/>
+        </w:rPr>
+        <w:t>52.</w:t>
       </w:r>
     </w:p>
     <w:p>
@@ -2540,15 +3116,6 @@
           <w:lang w:val="es-CO"/>
         </w:rPr>
       </w:pPr>
-      <w:r>
-        <w:rPr>
-          <w:rFonts w:ascii="Times New Roman" w:hAnsi="Times New Roman" w:cs="Times New Roman"/>
-          <w:sz w:val="22"/>
-          <w:szCs w:val="22"/>
-          <w:lang w:val="es-CO"/>
-        </w:rPr>
-        <w:t xml:space="preserve">I. R. Avendaño Gómez, L. C. Díaz Muegue, E. Meza Daza, </w:t>
-      </w:r>
       <w:r>
         <w:rPr>
           <w:rFonts w:ascii="Times New Roman" w:hAnsi="Times New Roman" w:cs="Times New Roman"/>
@@ -2558,24 +3125,24 @@
           <w:szCs w:val="22"/>
           <w:lang w:val="es-CO"/>
         </w:rPr>
-        <w:t>Ernesto Camilo Zuleta Suarez</w:t>
-      </w:r>
-      <w:r>
-        <w:rPr>
-          <w:rFonts w:ascii="Times New Roman" w:hAnsi="Times New Roman" w:cs="Times New Roman"/>
-          <w:sz w:val="22"/>
-          <w:szCs w:val="22"/>
-          <w:lang w:val="es-CO"/>
-        </w:rPr>
-        <w:t xml:space="preserve">, M. Mantilla Morales. </w:t>
-      </w:r>
-      <w:r>
-        <w:rPr>
-          <w:rFonts w:ascii="Times New Roman" w:hAnsi="Times New Roman" w:cs="Times New Roman"/>
-          <w:sz w:val="22"/>
-          <w:szCs w:val="22"/>
-        </w:rPr>
-        <w:t xml:space="preserve">2007. Study of the obtention of epoxidized palm olein by peroxyacetic acid formed in situ. </w:t>
+        <w:t>Ernesto C. Zuleta</w:t>
+      </w:r>
+      <w:r>
+        <w:rPr>
+          <w:rFonts w:ascii="Times New Roman" w:hAnsi="Times New Roman" w:cs="Times New Roman"/>
+          <w:sz w:val="22"/>
+          <w:szCs w:val="22"/>
+          <w:lang w:val="es-CO"/>
+        </w:rPr>
+        <w:t xml:space="preserve">, M. J. Bastidas Barranco, L. C. Díaz Muegue, J. Bonet Ovalle. </w:t>
+      </w:r>
+      <w:r>
+        <w:rPr>
+          <w:rFonts w:ascii="Times New Roman" w:hAnsi="Times New Roman" w:cs="Times New Roman"/>
+          <w:sz w:val="22"/>
+          <w:szCs w:val="22"/>
+        </w:rPr>
+        <w:t xml:space="preserve">Preparation of biodiesel by transesterification of crude palm oil (Elaeis guineensis) with ethanol. </w:t>
       </w:r>
       <w:r>
         <w:rPr>
@@ -2586,39 +3153,91 @@
           <w:szCs w:val="22"/>
           <w:lang w:val="es-CO"/>
         </w:rPr>
-        <w:t>Revista Científica Documentos de Ingeniería</w:t>
-      </w:r>
-      <w:r>
-        <w:rPr>
-          <w:rFonts w:ascii="Times New Roman" w:hAnsi="Times New Roman" w:cs="Times New Roman"/>
-          <w:sz w:val="22"/>
-          <w:szCs w:val="22"/>
-          <w:lang w:val="es-CO"/>
-        </w:rPr>
-        <w:t>, 6, 69</w:t>
-      </w:r>
-      <w:r>
-        <w:rPr>
-          <w:rFonts w:ascii="Times New Roman" w:hAnsi="Times New Roman" w:cs="Times New Roman"/>
-          <w:sz w:val="22"/>
-          <w:szCs w:val="22"/>
-          <w:lang w:val="es-CO"/>
-        </w:rPr>
-        <w:t>-</w:t>
-      </w:r>
-      <w:r>
-        <w:rPr>
-          <w:rFonts w:ascii="Times New Roman" w:hAnsi="Times New Roman" w:cs="Times New Roman"/>
-          <w:sz w:val="22"/>
-          <w:szCs w:val="22"/>
-          <w:lang w:val="es-CO"/>
-        </w:rPr>
-        <w:t>75.</w:t>
+        <w:t>Energética</w:t>
+      </w:r>
+      <w:r>
+        <w:rPr>
+          <w:rFonts w:ascii="Times New Roman" w:hAnsi="Times New Roman" w:cs="Times New Roman"/>
+          <w:sz w:val="22"/>
+          <w:szCs w:val="22"/>
+          <w:lang w:val="es-CO"/>
+        </w:rPr>
+        <w:t xml:space="preserve">, </w:t>
+      </w:r>
+      <w:r>
+        <w:rPr>
+          <w:rFonts w:ascii="Times New Roman" w:hAnsi="Times New Roman" w:cs="Times New Roman"/>
+          <w:sz w:val="22"/>
+          <w:szCs w:val="22"/>
+        </w:rPr>
+        <w:t>2007</w:t>
+      </w:r>
+      <w:r>
+        <w:rPr>
+          <w:rFonts w:ascii="Times New Roman" w:hAnsi="Times New Roman" w:cs="Times New Roman"/>
+          <w:sz w:val="22"/>
+          <w:szCs w:val="22"/>
+        </w:rPr>
+        <w:t xml:space="preserve">, </w:t>
+      </w:r>
+      <w:r>
+        <w:rPr>
+          <w:rFonts w:ascii="Times New Roman" w:hAnsi="Times New Roman" w:cs="Times New Roman"/>
+          <w:sz w:val="22"/>
+          <w:szCs w:val="22"/>
+          <w:lang w:val="es-CO"/>
+        </w:rPr>
+        <w:t>38, 47.</w:t>
       </w:r>
     </w:p>
     <w:p>
       <w:pPr>
         <w:spacing w:after="120"/>
+        <w:rPr>
+          <w:rFonts w:ascii="Times New Roman" w:hAnsi="Times New Roman" w:cs="Times New Roman"/>
+          <w:sz w:val="22"/>
+          <w:szCs w:val="22"/>
+          <w:lang w:val="es-CO"/>
+        </w:rPr>
+      </w:pPr>
+      <w:r>
+        <w:rPr>
+          <w:rFonts w:ascii="Times New Roman" w:hAnsi="Times New Roman" w:cs="Times New Roman"/>
+          <w:sz w:val="22"/>
+          <w:szCs w:val="22"/>
+          <w:lang w:val="es-CO"/>
+        </w:rPr>
+        <w:t xml:space="preserve">I. R. Avendaño Gómez, L. C. Díaz Muegue, E. Meza Daza, </w:t>
+      </w:r>
+      <w:r>
+        <w:rPr>
+          <w:rFonts w:ascii="Times New Roman" w:hAnsi="Times New Roman" w:cs="Times New Roman"/>
+          <w:b/>
+          <w:bCs/>
+          <w:sz w:val="22"/>
+          <w:szCs w:val="22"/>
+          <w:lang w:val="es-CO"/>
+        </w:rPr>
+        <w:t>Ernesto Camilo Zuleta Suarez</w:t>
+      </w:r>
+      <w:r>
+        <w:rPr>
+          <w:rFonts w:ascii="Times New Roman" w:hAnsi="Times New Roman" w:cs="Times New Roman"/>
+          <w:sz w:val="22"/>
+          <w:szCs w:val="22"/>
+          <w:lang w:val="es-CO"/>
+        </w:rPr>
+        <w:t xml:space="preserve">, M. Mantilla Morales. </w:t>
+      </w:r>
+      <w:r>
+        <w:rPr>
+          <w:rFonts w:ascii="Times New Roman" w:hAnsi="Times New Roman" w:cs="Times New Roman"/>
+          <w:sz w:val="22"/>
+          <w:szCs w:val="22"/>
+        </w:rPr>
+        <w:t xml:space="preserve">Study of the obtention of epoxidized palm olein by peroxyacetic acid formed in situ. </w:t>
+      </w:r>
+      <w:r>
         <w:rPr>
           <w:rFonts w:ascii="Times New Roman" w:hAnsi="Times New Roman" w:cs="Times New Roman"/>
           <w:i/>
@@ -2627,8 +3246,56 @@
           <w:szCs w:val="22"/>
           <w:lang w:val="es-CO"/>
         </w:rPr>
-      </w:pPr>
-      <w:r>
+        <w:t>Revista Científica Documentos de Ingeniería</w:t>
+      </w:r>
+      <w:r>
+        <w:rPr>
+          <w:rFonts w:ascii="Times New Roman" w:hAnsi="Times New Roman" w:cs="Times New Roman"/>
+          <w:sz w:val="22"/>
+          <w:szCs w:val="22"/>
+          <w:lang w:val="es-CO"/>
+        </w:rPr>
+        <w:t xml:space="preserve">, </w:t>
+      </w:r>
+      <w:r>
+        <w:rPr>
+          <w:rFonts w:ascii="Times New Roman" w:hAnsi="Times New Roman" w:cs="Times New Roman"/>
+          <w:sz w:val="22"/>
+          <w:szCs w:val="22"/>
+        </w:rPr>
+        <w:t>2007</w:t>
+      </w:r>
+      <w:r>
+        <w:rPr>
+          <w:rFonts w:ascii="Times New Roman" w:hAnsi="Times New Roman" w:cs="Times New Roman"/>
+          <w:sz w:val="22"/>
+          <w:szCs w:val="22"/>
+          <w:lang w:val="es-CO"/>
+        </w:rPr>
+        <w:t>, 6, 69</w:t>
+      </w:r>
+      <w:r>
+        <w:rPr>
+          <w:rFonts w:ascii="Times New Roman" w:hAnsi="Times New Roman" w:cs="Times New Roman"/>
+          <w:sz w:val="22"/>
+          <w:szCs w:val="22"/>
+          <w:lang w:val="es-CO"/>
+        </w:rPr>
+        <w:t>-</w:t>
+      </w:r>
+      <w:r>
+        <w:rPr>
+          <w:rFonts w:ascii="Times New Roman" w:hAnsi="Times New Roman" w:cs="Times New Roman"/>
+          <w:sz w:val="22"/>
+          <w:szCs w:val="22"/>
+          <w:lang w:val="es-CO"/>
+        </w:rPr>
+        <w:t>75.</w:t>
+      </w:r>
+    </w:p>
+    <w:p>
+      <w:pPr>
+        <w:spacing w:after="120"/>
         <w:rPr>
           <w:rFonts w:ascii="Times New Roman" w:hAnsi="Times New Roman" w:cs="Times New Roman"/>
           <w:i/>
@@ -2637,8 +3304,31 @@
           <w:szCs w:val="22"/>
           <w:lang w:val="es-CO"/>
         </w:rPr>
-        <w:t>Book chapters</w:t>
-      </w:r>
+      </w:pPr>
+      <w:r>
+        <w:rPr>
+          <w:rFonts w:ascii="Times New Roman" w:hAnsi="Times New Roman" w:cs="Times New Roman"/>
+          <w:i/>
+          <w:iCs/>
+          <w:sz w:val="22"/>
+          <w:szCs w:val="22"/>
+          <w:lang w:val="es-CO"/>
+        </w:rPr>
+        <w:t xml:space="preserve">Book </w:t>
+      </w:r>
+      <w:proofErr w:type="spellStart"/>
+      <w:r>
+        <w:rPr>
+          <w:rFonts w:ascii="Times New Roman" w:hAnsi="Times New Roman" w:cs="Times New Roman"/>
+          <w:i/>
+          <w:iCs/>
+          <w:sz w:val="22"/>
+          <w:szCs w:val="22"/>
+          <w:lang w:val="es-CO"/>
+        </w:rPr>
+        <w:t>chapters</w:t>
+      </w:r>
+      <w:proofErr w:type="spellEnd"/>
     </w:p>
     <w:p>
       <w:pPr>
@@ -2654,9 +3344,26 @@
           <w:rFonts w:ascii="Times New Roman" w:hAnsi="Times New Roman" w:cs="Times New Roman"/>
           <w:sz w:val="22"/>
           <w:szCs w:val="22"/>
-          <w:lang w:val="es-CO"/>
-        </w:rPr>
-        <w:t xml:space="preserve">J. J. Bozell, S. Chmely, W. Hartwig, R. Key, N. Labbé, P. Venugopal, </w:t>
+        </w:rPr>
+        <w:t xml:space="preserve">J. J. Bozell, S. </w:t>
+      </w:r>
+      <w:proofErr w:type="spellStart"/>
+      <w:r>
+        <w:rPr>
+          <w:rFonts w:ascii="Times New Roman" w:hAnsi="Times New Roman" w:cs="Times New Roman"/>
+          <w:sz w:val="22"/>
+          <w:szCs w:val="22"/>
+        </w:rPr>
+        <w:t>Chmely</w:t>
+      </w:r>
+      <w:proofErr w:type="spellEnd"/>
+      <w:r>
+        <w:rPr>
+          <w:rFonts w:ascii="Times New Roman" w:hAnsi="Times New Roman" w:cs="Times New Roman"/>
+          <w:sz w:val="22"/>
+          <w:szCs w:val="22"/>
+        </w:rPr>
+        <w:t xml:space="preserve">, W. Hartwig, R. Key, N. Labbé, P. Venugopal, </w:t>
       </w:r>
       <w:r>
         <w:rPr>
@@ -2665,7 +3372,6 @@
           <w:bCs/>
           <w:sz w:val="22"/>
           <w:szCs w:val="22"/>
-          <w:lang w:val="es-CO"/>
         </w:rPr>
         <w:t>Ernesto Zuleta</w:t>
       </w:r>
@@ -2674,17 +3380,24 @@
           <w:rFonts w:ascii="Times New Roman" w:hAnsi="Times New Roman" w:cs="Times New Roman"/>
           <w:sz w:val="22"/>
           <w:szCs w:val="22"/>
-          <w:lang w:val="es-CO"/>
-        </w:rPr>
-        <w:t xml:space="preserve">. </w:t>
-      </w:r>
-      <w:r>
-        <w:rPr>
-          <w:rFonts w:ascii="Times New Roman" w:hAnsi="Times New Roman" w:cs="Times New Roman"/>
-          <w:sz w:val="22"/>
-          <w:szCs w:val="22"/>
-        </w:rPr>
-        <w:t xml:space="preserve">2018. Lignin isolation methodology for biorefining, pretreatment and analysis. In: </w:t>
+        </w:rPr>
+        <w:t>.</w:t>
+      </w:r>
+      <w:r>
+        <w:rPr>
+          <w:rFonts w:ascii="Times New Roman" w:hAnsi="Times New Roman" w:cs="Times New Roman"/>
+          <w:sz w:val="22"/>
+          <w:szCs w:val="22"/>
+        </w:rPr>
+        <w:t xml:space="preserve"> </w:t>
+      </w:r>
+      <w:r>
+        <w:rPr>
+          <w:rFonts w:ascii="Times New Roman" w:hAnsi="Times New Roman" w:cs="Times New Roman"/>
+          <w:sz w:val="22"/>
+          <w:szCs w:val="22"/>
+        </w:rPr>
+        <w:t xml:space="preserve">Lignin isolation methodology for biorefining, pretreatment and analysis. In: </w:t>
       </w:r>
       <w:r>
         <w:rPr>
@@ -2702,7 +3415,31 @@
           <w:sz w:val="22"/>
           <w:szCs w:val="22"/>
         </w:rPr>
-        <w:t>, Ed. G. T. Beckham, The Royal Society of Chemistry, UK, pp. 21</w:t>
+        <w:t xml:space="preserve">, Ed. G. T. Beckham, The Royal Society of Chemistry, UK, </w:t>
+      </w:r>
+      <w:r>
+        <w:rPr>
+          <w:rFonts w:ascii="Times New Roman" w:hAnsi="Times New Roman" w:cs="Times New Roman"/>
+          <w:sz w:val="22"/>
+          <w:szCs w:val="22"/>
+        </w:rPr>
+        <w:t>2018</w:t>
+      </w:r>
+      <w:r>
+        <w:rPr>
+          <w:rFonts w:ascii="Times New Roman" w:hAnsi="Times New Roman" w:cs="Times New Roman"/>
+          <w:sz w:val="22"/>
+          <w:szCs w:val="22"/>
+        </w:rPr>
+        <w:t xml:space="preserve">, </w:t>
+      </w:r>
+      <w:r>
+        <w:rPr>
+          <w:rFonts w:ascii="Times New Roman" w:hAnsi="Times New Roman" w:cs="Times New Roman"/>
+          <w:sz w:val="22"/>
+          <w:szCs w:val="22"/>
+        </w:rPr>
+        <w:t>pp. 21</w:t>
       </w:r>
       <w:r>
         <w:rPr>
@@ -2765,7 +3502,7 @@
           <w:sz w:val="22"/>
           <w:szCs w:val="22"/>
         </w:rPr>
-        <w:t xml:space="preserve">2012. Oxidative stability of biodiesel. In: </w:t>
+        <w:t xml:space="preserve">Oxidative stability of biodiesel. In: </w:t>
       </w:r>
       <w:r>
         <w:rPr>
@@ -2791,7 +3528,31 @@
           <w:sz w:val="22"/>
           <w:szCs w:val="22"/>
         </w:rPr>
-        <w:t>Colombia, pp. 49</w:t>
+        <w:t xml:space="preserve">Colombia, </w:t>
+      </w:r>
+      <w:r>
+        <w:rPr>
+          <w:rFonts w:ascii="Times New Roman" w:hAnsi="Times New Roman" w:cs="Times New Roman"/>
+          <w:sz w:val="22"/>
+          <w:szCs w:val="22"/>
+        </w:rPr>
+        <w:t>2012</w:t>
+      </w:r>
+      <w:r>
+        <w:rPr>
+          <w:rFonts w:ascii="Times New Roman" w:hAnsi="Times New Roman" w:cs="Times New Roman"/>
+          <w:sz w:val="22"/>
+          <w:szCs w:val="22"/>
+        </w:rPr>
+        <w:t xml:space="preserve">, </w:t>
+      </w:r>
+      <w:r>
+        <w:rPr>
+          <w:rFonts w:ascii="Times New Roman" w:hAnsi="Times New Roman" w:cs="Times New Roman"/>
+          <w:sz w:val="22"/>
+          <w:szCs w:val="22"/>
+        </w:rPr>
+        <w:t>pp. 49</w:t>
       </w:r>
       <w:r>
         <w:rPr>
@@ -3179,7 +3940,28 @@
           <w:szCs w:val="22"/>
           <w:lang w:val="es-CO"/>
         </w:rPr>
-        <w:t xml:space="preserve">L. A. Rios, </w:t>
+        <w:lastRenderedPageBreak/>
+        <w:t xml:space="preserve">L. A. </w:t>
+      </w:r>
+      <w:proofErr w:type="spellStart"/>
+      <w:r>
+        <w:rPr>
+          <w:rFonts w:ascii="Times New Roman" w:hAnsi="Times New Roman" w:cs="Times New Roman"/>
+          <w:sz w:val="22"/>
+          <w:szCs w:val="22"/>
+          <w:lang w:val="es-CO"/>
+        </w:rPr>
+        <w:t>Rios</w:t>
+      </w:r>
+      <w:proofErr w:type="spellEnd"/>
+      <w:r>
+        <w:rPr>
+          <w:rFonts w:ascii="Times New Roman" w:hAnsi="Times New Roman" w:cs="Times New Roman"/>
+          <w:sz w:val="22"/>
+          <w:szCs w:val="22"/>
+          <w:lang w:val="es-CO"/>
+        </w:rPr>
+        <w:t xml:space="preserve">, </w:t>
       </w:r>
       <w:r>
         <w:rPr>
@@ -3216,7 +3998,27 @@
           <w:szCs w:val="22"/>
           <w:lang w:val="es-CO"/>
         </w:rPr>
-        <w:t>Euro Fed Lipid Congress, 2011.</w:t>
+        <w:t xml:space="preserve">Euro Fed </w:t>
+      </w:r>
+      <w:proofErr w:type="spellStart"/>
+      <w:r>
+        <w:rPr>
+          <w:rFonts w:ascii="Times New Roman" w:hAnsi="Times New Roman" w:cs="Times New Roman"/>
+          <w:sz w:val="22"/>
+          <w:szCs w:val="22"/>
+          <w:lang w:val="es-CO"/>
+        </w:rPr>
+        <w:t>Lipid</w:t>
+      </w:r>
+      <w:proofErr w:type="spellEnd"/>
+      <w:r>
+        <w:rPr>
+          <w:rFonts w:ascii="Times New Roman" w:hAnsi="Times New Roman" w:cs="Times New Roman"/>
+          <w:sz w:val="22"/>
+          <w:szCs w:val="22"/>
+          <w:lang w:val="es-CO"/>
+        </w:rPr>
+        <w:t xml:space="preserve"> Congress, 2011.</w:t>
       </w:r>
     </w:p>
     <w:p>
@@ -3238,7 +4040,6 @@
           <w:szCs w:val="22"/>
           <w:lang w:val="es-CO"/>
         </w:rPr>
-        <w:lastRenderedPageBreak/>
         <w:t>Ernesto Camilo Zuleta Suarez</w:t>
       </w:r>
       <w:r>
@@ -3248,15 +4049,44 @@
           <w:szCs w:val="22"/>
           <w:lang w:val="es-CO"/>
         </w:rPr>
-        <w:t xml:space="preserve">, L. A. Rios, G. Bonilla. </w:t>
-      </w:r>
-      <w:r>
-        <w:rPr>
-          <w:rFonts w:ascii="Times New Roman" w:hAnsi="Times New Roman" w:cs="Times New Roman"/>
-          <w:sz w:val="22"/>
-          <w:szCs w:val="22"/>
-        </w:rPr>
-        <w:t>Oxidative stability and cold flow behavior of palm, sacha</w:t>
+        <w:t xml:space="preserve">, L. A. </w:t>
+      </w:r>
+      <w:proofErr w:type="spellStart"/>
+      <w:r>
+        <w:rPr>
+          <w:rFonts w:ascii="Times New Roman" w:hAnsi="Times New Roman" w:cs="Times New Roman"/>
+          <w:sz w:val="22"/>
+          <w:szCs w:val="22"/>
+          <w:lang w:val="es-CO"/>
+        </w:rPr>
+        <w:t>Rios</w:t>
+      </w:r>
+      <w:proofErr w:type="spellEnd"/>
+      <w:r>
+        <w:rPr>
+          <w:rFonts w:ascii="Times New Roman" w:hAnsi="Times New Roman" w:cs="Times New Roman"/>
+          <w:sz w:val="22"/>
+          <w:szCs w:val="22"/>
+          <w:lang w:val="es-CO"/>
+        </w:rPr>
+        <w:t xml:space="preserve">, G. Bonilla. </w:t>
+      </w:r>
+      <w:r>
+        <w:rPr>
+          <w:rFonts w:ascii="Times New Roman" w:hAnsi="Times New Roman" w:cs="Times New Roman"/>
+          <w:sz w:val="22"/>
+          <w:szCs w:val="22"/>
+        </w:rPr>
+        <w:t xml:space="preserve">Oxidative stability and cold flow behavior of palm, </w:t>
+      </w:r>
+      <w:proofErr w:type="spellStart"/>
+      <w:r>
+        <w:rPr>
+          <w:rFonts w:ascii="Times New Roman" w:hAnsi="Times New Roman" w:cs="Times New Roman"/>
+          <w:sz w:val="22"/>
+          <w:szCs w:val="22"/>
+        </w:rPr>
+        <w:t>sacha</w:t>
       </w:r>
       <w:r>
         <w:rPr>
@@ -3272,7 +4102,16 @@
           <w:sz w:val="22"/>
           <w:szCs w:val="22"/>
         </w:rPr>
-        <w:t xml:space="preserve">inchi, jatropha, and castor oil biodiesel blends. </w:t>
+        <w:t>inchi</w:t>
+      </w:r>
+      <w:proofErr w:type="spellEnd"/>
+      <w:r>
+        <w:rPr>
+          <w:rFonts w:ascii="Times New Roman" w:hAnsi="Times New Roman" w:cs="Times New Roman"/>
+          <w:sz w:val="22"/>
+          <w:szCs w:val="22"/>
+        </w:rPr>
+        <w:t xml:space="preserve">, jatropha, and castor oil biodiesel blends. </w:t>
       </w:r>
       <w:r>
         <w:rPr>
@@ -3337,16 +4176,127 @@
           <w:szCs w:val="22"/>
           <w:lang w:val="es-CO"/>
         </w:rPr>
-        <w:t xml:space="preserve">. "Hydrogen: An Energy Alternative with Many Colors and Shades" ("Hidrógeno: Una alternativa energética con muchos colores y matices"). </w:t>
-      </w:r>
-      <w:r>
-        <w:rPr>
-          <w:rFonts w:ascii="Times New Roman" w:hAnsi="Times New Roman" w:cs="Times New Roman"/>
-          <w:sz w:val="22"/>
-          <w:szCs w:val="22"/>
-          <w:lang w:val="es-CO"/>
-        </w:rPr>
-        <w:t xml:space="preserve">Invited webinar speaker, Universidad Autónoma de Bucaramanga (UNAB), Bucaramanga, Colombia, Oct. 2023 </w:t>
+        <w:t>. "</w:t>
+      </w:r>
+      <w:proofErr w:type="spellStart"/>
+      <w:r>
+        <w:rPr>
+          <w:rFonts w:ascii="Times New Roman" w:hAnsi="Times New Roman" w:cs="Times New Roman"/>
+          <w:sz w:val="22"/>
+          <w:szCs w:val="22"/>
+          <w:lang w:val="es-CO"/>
+        </w:rPr>
+        <w:t>Hydrogen</w:t>
+      </w:r>
+      <w:proofErr w:type="spellEnd"/>
+      <w:r>
+        <w:rPr>
+          <w:rFonts w:ascii="Times New Roman" w:hAnsi="Times New Roman" w:cs="Times New Roman"/>
+          <w:sz w:val="22"/>
+          <w:szCs w:val="22"/>
+          <w:lang w:val="es-CO"/>
+        </w:rPr>
+        <w:t xml:space="preserve">: </w:t>
+      </w:r>
+      <w:proofErr w:type="spellStart"/>
+      <w:r>
+        <w:rPr>
+          <w:rFonts w:ascii="Times New Roman" w:hAnsi="Times New Roman" w:cs="Times New Roman"/>
+          <w:sz w:val="22"/>
+          <w:szCs w:val="22"/>
+          <w:lang w:val="es-CO"/>
+        </w:rPr>
+        <w:t>An</w:t>
+      </w:r>
+      <w:proofErr w:type="spellEnd"/>
+      <w:r>
+        <w:rPr>
+          <w:rFonts w:ascii="Times New Roman" w:hAnsi="Times New Roman" w:cs="Times New Roman"/>
+          <w:sz w:val="22"/>
+          <w:szCs w:val="22"/>
+          <w:lang w:val="es-CO"/>
+        </w:rPr>
+        <w:t xml:space="preserve"> Energy Alternative </w:t>
+      </w:r>
+      <w:proofErr w:type="spellStart"/>
+      <w:r>
+        <w:rPr>
+          <w:rFonts w:ascii="Times New Roman" w:hAnsi="Times New Roman" w:cs="Times New Roman"/>
+          <w:sz w:val="22"/>
+          <w:szCs w:val="22"/>
+          <w:lang w:val="es-CO"/>
+        </w:rPr>
+        <w:t>with</w:t>
+      </w:r>
+      <w:proofErr w:type="spellEnd"/>
+      <w:r>
+        <w:rPr>
+          <w:rFonts w:ascii="Times New Roman" w:hAnsi="Times New Roman" w:cs="Times New Roman"/>
+          <w:sz w:val="22"/>
+          <w:szCs w:val="22"/>
+          <w:lang w:val="es-CO"/>
+        </w:rPr>
+        <w:t xml:space="preserve"> Many </w:t>
+      </w:r>
+      <w:proofErr w:type="spellStart"/>
+      <w:r>
+        <w:rPr>
+          <w:rFonts w:ascii="Times New Roman" w:hAnsi="Times New Roman" w:cs="Times New Roman"/>
+          <w:sz w:val="22"/>
+          <w:szCs w:val="22"/>
+          <w:lang w:val="es-CO"/>
+        </w:rPr>
+        <w:t>Colors</w:t>
+      </w:r>
+      <w:proofErr w:type="spellEnd"/>
+      <w:r>
+        <w:rPr>
+          <w:rFonts w:ascii="Times New Roman" w:hAnsi="Times New Roman" w:cs="Times New Roman"/>
+          <w:sz w:val="22"/>
+          <w:szCs w:val="22"/>
+          <w:lang w:val="es-CO"/>
+        </w:rPr>
+        <w:t xml:space="preserve"> and </w:t>
+      </w:r>
+      <w:proofErr w:type="spellStart"/>
+      <w:r>
+        <w:rPr>
+          <w:rFonts w:ascii="Times New Roman" w:hAnsi="Times New Roman" w:cs="Times New Roman"/>
+          <w:sz w:val="22"/>
+          <w:szCs w:val="22"/>
+          <w:lang w:val="es-CO"/>
+        </w:rPr>
+        <w:t>Shades</w:t>
+      </w:r>
+      <w:proofErr w:type="spellEnd"/>
+      <w:r>
+        <w:rPr>
+          <w:rFonts w:ascii="Times New Roman" w:hAnsi="Times New Roman" w:cs="Times New Roman"/>
+          <w:sz w:val="22"/>
+          <w:szCs w:val="22"/>
+          <w:lang w:val="es-CO"/>
+        </w:rPr>
+        <w:t xml:space="preserve">" ("Hidrógeno: Una alternativa energética con muchos colores y matices"). </w:t>
+      </w:r>
+      <w:proofErr w:type="spellStart"/>
+      <w:r>
+        <w:rPr>
+          <w:rFonts w:ascii="Times New Roman" w:hAnsi="Times New Roman" w:cs="Times New Roman"/>
+          <w:sz w:val="22"/>
+          <w:szCs w:val="22"/>
+          <w:lang w:val="es-CO"/>
+        </w:rPr>
+        <w:t>Invited</w:t>
+      </w:r>
+      <w:proofErr w:type="spellEnd"/>
+      <w:r>
+        <w:rPr>
+          <w:rFonts w:ascii="Times New Roman" w:hAnsi="Times New Roman" w:cs="Times New Roman"/>
+          <w:sz w:val="22"/>
+          <w:szCs w:val="22"/>
+          <w:lang w:val="es-CO"/>
+        </w:rPr>
+        <w:t xml:space="preserve"> webinar speaker, Universidad Autónoma de Bucaramanga (UNAB), Bucaramanga, Colombia, Oct. 2023 </w:t>
       </w:r>
       <w:r>
         <w:rPr>
@@ -4069,6 +5019,7 @@
           <w:iCs/>
           <w:sz w:val="22"/>
           <w:szCs w:val="22"/>
+          <w:lang w:val="es-CO"/>
         </w:rPr>
       </w:pPr>
     </w:p>
@@ -4115,7 +5066,25 @@
           <w:sz w:val="22"/>
           <w:szCs w:val="22"/>
         </w:rPr>
-        <w:t>Digital Twins and Advanced Simulation in Electrical Systems: Technologies for Planning, Operation, and Risk Management (30 hours). Comité Colombiano de la CIER (COCIER), virtual.</w:t>
+        <w:t xml:space="preserve">Digital Twins and Advanced Simulation in Electrical Systems: Technologies for Planning, Operation, and Risk Management (30 hours). </w:t>
+      </w:r>
+      <w:proofErr w:type="spellStart"/>
+      <w:r>
+        <w:rPr>
+          <w:rFonts w:ascii="Times New Roman" w:hAnsi="Times New Roman" w:cs="Times New Roman"/>
+          <w:sz w:val="22"/>
+          <w:szCs w:val="22"/>
+        </w:rPr>
+        <w:t>Comité</w:t>
+      </w:r>
+      <w:proofErr w:type="spellEnd"/>
+      <w:r>
+        <w:rPr>
+          <w:rFonts w:ascii="Times New Roman" w:hAnsi="Times New Roman" w:cs="Times New Roman"/>
+          <w:sz w:val="22"/>
+          <w:szCs w:val="22"/>
+        </w:rPr>
+        <w:t xml:space="preserve"> Colombiano de la CIER (COCIER), virtual.</w:t>
       </w:r>
       <w:r>
         <w:rPr>
@@ -4152,6 +5121,7 @@
           <w:sz w:val="22"/>
           <w:szCs w:val="22"/>
         </w:rPr>
+        <w:lastRenderedPageBreak/>
         <w:t>Shipley Introduction to AI for Proposals course</w:t>
       </w:r>
       <w:r>
@@ -4230,7 +5200,6 @@
           <w:sz w:val="22"/>
           <w:szCs w:val="22"/>
         </w:rPr>
-        <w:lastRenderedPageBreak/>
         <w:t xml:space="preserve">Leadership </w:t>
       </w:r>
     </w:p>
@@ -4252,7 +5221,79 @@
           <w:sz w:val="22"/>
           <w:szCs w:val="22"/>
         </w:rPr>
-        <w:t>Energy Leaders Training Program (Programa de Formación de Líderes Energéticos), Edition 13, World Energy Academy (39 hours). World Energy Council Colombia</w:t>
+        <w:t>Energy Leaders Training Program (</w:t>
+      </w:r>
+      <w:proofErr w:type="spellStart"/>
+      <w:r>
+        <w:rPr>
+          <w:rFonts w:ascii="Times New Roman" w:hAnsi="Times New Roman" w:cs="Times New Roman"/>
+          <w:sz w:val="22"/>
+          <w:szCs w:val="22"/>
+        </w:rPr>
+        <w:t>Programa</w:t>
+      </w:r>
+      <w:proofErr w:type="spellEnd"/>
+      <w:r>
+        <w:rPr>
+          <w:rFonts w:ascii="Times New Roman" w:hAnsi="Times New Roman" w:cs="Times New Roman"/>
+          <w:sz w:val="22"/>
+          <w:szCs w:val="22"/>
+        </w:rPr>
+        <w:t xml:space="preserve"> de </w:t>
+      </w:r>
+      <w:proofErr w:type="spellStart"/>
+      <w:r>
+        <w:rPr>
+          <w:rFonts w:ascii="Times New Roman" w:hAnsi="Times New Roman" w:cs="Times New Roman"/>
+          <w:sz w:val="22"/>
+          <w:szCs w:val="22"/>
+        </w:rPr>
+        <w:t>Formación</w:t>
+      </w:r>
+      <w:proofErr w:type="spellEnd"/>
+      <w:r>
+        <w:rPr>
+          <w:rFonts w:ascii="Times New Roman" w:hAnsi="Times New Roman" w:cs="Times New Roman"/>
+          <w:sz w:val="22"/>
+          <w:szCs w:val="22"/>
+        </w:rPr>
+        <w:t xml:space="preserve"> de </w:t>
+      </w:r>
+      <w:proofErr w:type="spellStart"/>
+      <w:r>
+        <w:rPr>
+          <w:rFonts w:ascii="Times New Roman" w:hAnsi="Times New Roman" w:cs="Times New Roman"/>
+          <w:sz w:val="22"/>
+          <w:szCs w:val="22"/>
+        </w:rPr>
+        <w:t>Líderes</w:t>
+      </w:r>
+      <w:proofErr w:type="spellEnd"/>
+      <w:r>
+        <w:rPr>
+          <w:rFonts w:ascii="Times New Roman" w:hAnsi="Times New Roman" w:cs="Times New Roman"/>
+          <w:sz w:val="22"/>
+          <w:szCs w:val="22"/>
+        </w:rPr>
+        <w:t xml:space="preserve"> </w:t>
+      </w:r>
+      <w:proofErr w:type="spellStart"/>
+      <w:r>
+        <w:rPr>
+          <w:rFonts w:ascii="Times New Roman" w:hAnsi="Times New Roman" w:cs="Times New Roman"/>
+          <w:sz w:val="22"/>
+          <w:szCs w:val="22"/>
+        </w:rPr>
+        <w:t>Energéticos</w:t>
+      </w:r>
+      <w:proofErr w:type="spellEnd"/>
+      <w:r>
+        <w:rPr>
+          <w:rFonts w:ascii="Times New Roman" w:hAnsi="Times New Roman" w:cs="Times New Roman"/>
+          <w:sz w:val="22"/>
+          <w:szCs w:val="22"/>
+        </w:rPr>
+        <w:t>), Edition 13, World Energy Academy (39 hours). World Energy Council Colombia</w:t>
       </w:r>
       <w:r>
         <w:rPr>
@@ -4484,13 +5525,23 @@
         </w:rPr>
         <w:t xml:space="preserve">CAD: </w:t>
       </w:r>
-      <w:r>
-        <w:rPr>
-          <w:rFonts w:ascii="Times New Roman" w:hAnsi="Times New Roman" w:cs="Times New Roman"/>
-          <w:sz w:val="22"/>
-          <w:szCs w:val="22"/>
-        </w:rPr>
-        <w:t>Onshape (working proficiency).</w:t>
+      <w:proofErr w:type="spellStart"/>
+      <w:r>
+        <w:rPr>
+          <w:rFonts w:ascii="Times New Roman" w:hAnsi="Times New Roman" w:cs="Times New Roman"/>
+          <w:sz w:val="22"/>
+          <w:szCs w:val="22"/>
+        </w:rPr>
+        <w:t>Onshape</w:t>
+      </w:r>
+      <w:proofErr w:type="spellEnd"/>
+      <w:r>
+        <w:rPr>
+          <w:rFonts w:ascii="Times New Roman" w:hAnsi="Times New Roman" w:cs="Times New Roman"/>
+          <w:sz w:val="22"/>
+          <w:szCs w:val="22"/>
+        </w:rPr>
+        <w:t xml:space="preserve"> (working proficiency).</w:t>
       </w:r>
       <w:r>
         <w:rPr>
@@ -4526,7 +5577,43 @@
           <w:sz w:val="22"/>
           <w:szCs w:val="22"/>
         </w:rPr>
-        <w:t xml:space="preserve"> Python, MATLAB, EC-Lab, MestReNova, ChemDraw, Microsoft Office</w:t>
+        <w:t xml:space="preserve"> Python, MATLAB, EC-Lab, </w:t>
+      </w:r>
+      <w:proofErr w:type="spellStart"/>
+      <w:r>
+        <w:rPr>
+          <w:rFonts w:ascii="Times New Roman" w:hAnsi="Times New Roman" w:cs="Times New Roman"/>
+          <w:sz w:val="22"/>
+          <w:szCs w:val="22"/>
+        </w:rPr>
+        <w:t>MestReNova</w:t>
+      </w:r>
+      <w:proofErr w:type="spellEnd"/>
+      <w:r>
+        <w:rPr>
+          <w:rFonts w:ascii="Times New Roman" w:hAnsi="Times New Roman" w:cs="Times New Roman"/>
+          <w:sz w:val="22"/>
+          <w:szCs w:val="22"/>
+        </w:rPr>
+        <w:t xml:space="preserve">, </w:t>
+      </w:r>
+      <w:proofErr w:type="spellStart"/>
+      <w:r>
+        <w:rPr>
+          <w:rFonts w:ascii="Times New Roman" w:hAnsi="Times New Roman" w:cs="Times New Roman"/>
+          <w:sz w:val="22"/>
+          <w:szCs w:val="22"/>
+        </w:rPr>
+        <w:t>ChemDraw</w:t>
+      </w:r>
+      <w:proofErr w:type="spellEnd"/>
+      <w:r>
+        <w:rPr>
+          <w:rFonts w:ascii="Times New Roman" w:hAnsi="Times New Roman" w:cs="Times New Roman"/>
+          <w:sz w:val="22"/>
+          <w:szCs w:val="22"/>
+        </w:rPr>
+        <w:t>, Microsoft Office</w:t>
       </w:r>
       <w:r>
         <w:rPr>
@@ -4943,7 +6030,25 @@
           <w:sz w:val="22"/>
           <w:szCs w:val="22"/>
         </w:rPr>
-        <w:t>2013 | Graduate Scholarship, Colciencias (Administrative Department of Science), Colombia</w:t>
+        <w:t xml:space="preserve">2013 | Graduate Scholarship, </w:t>
+      </w:r>
+      <w:proofErr w:type="spellStart"/>
+      <w:r>
+        <w:rPr>
+          <w:rFonts w:ascii="Times New Roman" w:hAnsi="Times New Roman" w:cs="Times New Roman"/>
+          <w:sz w:val="22"/>
+          <w:szCs w:val="22"/>
+        </w:rPr>
+        <w:t>Colciencias</w:t>
+      </w:r>
+      <w:proofErr w:type="spellEnd"/>
+      <w:r>
+        <w:rPr>
+          <w:rFonts w:ascii="Times New Roman" w:hAnsi="Times New Roman" w:cs="Times New Roman"/>
+          <w:sz w:val="22"/>
+          <w:szCs w:val="22"/>
+        </w:rPr>
+        <w:t xml:space="preserve"> (Administrative Department of Science), Colombia</w:t>
       </w:r>
     </w:p>
     <w:p>
@@ -4985,7 +6090,25 @@
           <w:sz w:val="22"/>
           <w:szCs w:val="22"/>
         </w:rPr>
-        <w:t>2008 | Young Researcher Grant, Colciencias, Colombia</w:t>
+        <w:t xml:space="preserve">2008 | Young Researcher Grant, </w:t>
+      </w:r>
+      <w:proofErr w:type="spellStart"/>
+      <w:r>
+        <w:rPr>
+          <w:rFonts w:ascii="Times New Roman" w:hAnsi="Times New Roman" w:cs="Times New Roman"/>
+          <w:sz w:val="22"/>
+          <w:szCs w:val="22"/>
+        </w:rPr>
+        <w:t>Colciencias</w:t>
+      </w:r>
+      <w:proofErr w:type="spellEnd"/>
+      <w:r>
+        <w:rPr>
+          <w:rFonts w:ascii="Times New Roman" w:hAnsi="Times New Roman" w:cs="Times New Roman"/>
+          <w:sz w:val="22"/>
+          <w:szCs w:val="22"/>
+        </w:rPr>
+        <w:t>, Colombia</w:t>
       </w:r>
     </w:p>
     <w:p>
@@ -6609,6 +7732,7 @@
   <w:style w:type="character" w:default="1" w:styleId="DefaultParagraphFont">
     <w:name w:val="Default Paragraph Font"/>
     <w:uiPriority w:val="1"/>
+    <w:semiHidden/>
     <w:unhideWhenUsed/>
   </w:style>
   <w:style w:type="table" w:default="1" w:styleId="TableNormal">
